--- a/docs/eventus_fifth_draft.docx
+++ b/docs/eventus_fifth_draft.docx
@@ -3,18 +3,7 @@
 <w:document xmlns:wpc="http://schemas.microsoft.com/office/word/2010/wordprocessingCanvas" xmlns:cx="http://schemas.microsoft.com/office/drawing/2014/chartex" xmlns:cx1="http://schemas.microsoft.com/office/drawing/2015/9/8/chartex" xmlns:cx2="http://schemas.microsoft.com/office/drawing/2015/10/21/chartex" xmlns:cx3="http://schemas.microsoft.com/office/drawing/2016/5/9/chartex" xmlns:cx4="http://schemas.microsoft.com/office/drawing/2016/5/10/chartex" xmlns:cx5="http://schemas.microsoft.com/office/drawing/2016/5/11/chartex" xmlns:cx6="http://schemas.microsoft.com/office/drawing/2016/5/12/chartex" xmlns:cx7="http://schemas.microsoft.com/office/drawing/2016/5/13/chartex" xmlns:cx8="http://schemas.microsoft.com/office/drawing/2016/5/14/chartex" xmlns:mc="http://schemas.openxmlformats.org/markup-compatibility/2006" xmlns:aink="http://schemas.microsoft.com/office/drawing/2016/ink" xmlns:am3d="http://schemas.microsoft.com/office/drawing/2017/model3d" xmlns:o="urn:schemas-microsoft-com:office:office" xmlns:oel="http://schemas.microsoft.com/office/2019/extlst" xmlns:r="http://schemas.openxmlformats.org/officeDocument/2006/relationships" xmlns:m="http://schemas.openxmlformats.org/officeDocument/2006/math" xmlns:v="urn:schemas-microsoft-com:vml" xmlns:wp14="http://schemas.microsoft.com/office/word/2010/wordprocessingDrawing" xmlns:wp="http://schemas.openxmlformats.org/drawingml/2006/wordprocessingDrawing" xmlns:w10="urn:schemas-microsoft-com:office:word" xmlns:w="http://schemas.openxmlformats.org/wordprocessingml/2006/main" xmlns:w14="http://schemas.microsoft.com/office/word/2010/wordml" xmlns:w15="http://schemas.microsoft.com/office/word/2012/wordml" xmlns:w16cex="http://schemas.microsoft.com/office/word/2018/wordml/cex" xmlns:w16cid="http://schemas.microsoft.com/office/word/2016/wordml/cid" xmlns:w16="http://schemas.microsoft.com/office/word/2018/wordml" xmlns:w16du="http://schemas.microsoft.com/office/word/2023/wordml/word16du" xmlns:w16sdtdh="http://schemas.microsoft.com/office/word/2020/wordml/sdtdatahash" xmlns:w16sdtfl="http://schemas.microsoft.com/office/word/2024/wordml/sdtformatlock" xmlns:w16se="http://schemas.microsoft.com/office/word/2015/wordml/symex" xmlns:wpg="http://schemas.microsoft.com/office/word/2010/wordprocessingGroup" xmlns:wpi="http://schemas.microsoft.com/office/word/2010/wordprocessingInk" xmlns:wne="http://schemas.microsoft.com/office/word/2006/wordml" xmlns:wps="http://schemas.microsoft.com/office/word/2010/wordprocessingShape" mc:Ignorable="w14 w15 w16se w16cid w16 w16cex w16sdtdh w16sdtfl w16du wp14">
   <w:body>
     <w:p>
-      <w:pPr>
-        <w:jc w:val="center"/>
-        <w:rPr>
-          <w:sz w:val="32"/>
-          <w:szCs w:val="32"/>
-        </w:rPr>
-      </w:pPr>
-      <w:r>
-        <w:rPr>
-          <w:sz w:val="32"/>
-          <w:szCs w:val="32"/>
-        </w:rPr>
+      <w:r>
         <w:t xml:space="preserve">eventus: Object-Oriented Longitudinal Cohort Analysis with </w:t>
       </w:r>
       <w:r>
@@ -26,10 +15,6 @@
         <w:t>Episodes</w:t>
       </w:r>
       <w:r>
-        <w:rPr>
-          <w:sz w:val="32"/>
-          <w:szCs w:val="32"/>
-        </w:rPr>
         <w:t xml:space="preserve">, </w:t>
       </w:r>
       <w:r>
@@ -41,25 +26,15 @@
         <w:t>Events</w:t>
       </w:r>
       <w:r>
-        <w:rPr>
-          <w:sz w:val="32"/>
-          <w:szCs w:val="32"/>
-        </w:rPr>
         <w:t>, and Observation Periods</w:t>
       </w:r>
     </w:p>
     <w:p>
-      <w:pPr>
-        <w:jc w:val="center"/>
-      </w:pPr>
       <w:r>
         <w:t>Daniel J. Arenas, Riccardo Fincato</w:t>
       </w:r>
     </w:p>
     <w:p>
-      <w:pPr>
-        <w:jc w:val="center"/>
-      </w:pPr>
       <w:r>
         <w:t>Target journal: Journal of Statistical Software</w:t>
       </w:r>
@@ -110,6 +85,8 @@
     <w:p>
       <w:r>
         <w:t xml:space="preserve">A recurring challenge in applied data science, particularly in health services research, insurance analytics, and longitudinal program evaluation, is the need to characterize interval episodes and point-in-time events within defined periods of time. A cohort may contain patients observed over several years, with intermittent insurance coverage, who make discrete visits to the emergency </w:t>
+      </w:r>
+      <w:r>
         <w:lastRenderedPageBreak/>
         <w:t xml:space="preserve">department and experience inpatient hospitalizations. Before any scientific question can be asked, a seemingly mundane one must be answered: </w:t>
       </w:r>
@@ -122,33 +99,21 @@
       </w:r>
     </w:p>
     <w:p>
-      <w:pPr>
-        <w:ind w:firstLine="720"/>
-      </w:pPr>
       <w:r>
         <w:t>Data cleaning in longitudinal studies is ubiquitous, consequential, and easy to under-document. Hospitalization records may have missing discharge dates or ones that precede admission dates. Emergency department claims may contain null patient identifiers. Coverage files contain exact duplicate rows, overlapping intervals that represent transfers rather than re-admissions, and records that extend beyond the study window. Records may also require merging: ED visits on the same day may represent one visit billed twice, or may represent two genuine visits to different hospitals — a distinction that depends on a declared analytical rule, not a default assumption.</w:t>
       </w:r>
     </w:p>
     <w:p>
-      <w:pPr>
-        <w:ind w:firstLine="720"/>
-      </w:pPr>
       <w:r>
         <w:t xml:space="preserve">The analyst who does not handle these issues systematically introduces silent errors that propagate through every downstream calculation. The analyst who handles them in a script carries the risk of handling them invisibly: the decisions made on line 12 of a cleaning function are inaccessible to any collaborator who reads only the output, unreproducible without reading the exact code, and undocumented by default. Most published analyses in health services research provide limited documentation of data cleaning decisions: how duplicates were handled, how causality violations were resolved, or how many records were excluded and why. These practices contribute to the irreproducibility of data analysis and modeling. Broader analyses of computational reproducibility suggest this is not unique to data-cleaning and not unique to health services research.(Peng  2011, Hemkens et al. 2016)Journal reproducibility policies have been shown to be a good step in the right direction but still ineffective at ensuring that published analyses can be reconstructed from reported methods (Stodden et al. 2018).  </w:t>
       </w:r>
     </w:p>
     <w:p>
-      <w:pPr>
-        <w:ind w:firstLine="720"/>
-      </w:pPr>
       <w:r>
         <w:t>Careful documentation of all analytical steps has been widely advocated (Sandve et al. 2013, Wilson et al. 2017). In our experience reviewing and conducting longitudinal analyses in health services research, cleaning, analysis, and visualization decisions are not always reported in sufficient detail to reproduce the pipeline from the methods section alone. Scripts do not produce audit trails, and collaborators and reviewers cannot be expected to carefully sift through massive scripts implementing various cleaning choices and their consequences. This is not negligence; it is a structural limitation of the script-based paradigm. In contrast, configuration-driven software with declarative construction, such as eventus, aims to produce easily auditable cleaning choices and consequences.</w:t>
       </w:r>
     </w:p>
     <w:p>
-      <w:pPr>
-        <w:ind w:firstLine="720"/>
-      </w:pPr>
       <w:r>
         <w:t xml:space="preserve">A second and underappreciated consequence of the config-driven design is that it facilitates systematic examination of how conclusions vary across reasonable analytical choices. Any longitudinal analysis involves decisions that reasonable researchers would make differently — what gap length constitutes a coverage lapse, whether causality violations should be rejected or repaired, how many days before a hospitalization an emergency department visit counts as clinically related. These are not errors. They are legitimate choices with no single correct answer, and the conclusions of an analysis may depend on them. Several frameworks exist for </w:t>
       </w:r>
@@ -159,15 +124,14 @@
         <w:t>systematically</w:t>
       </w:r>
       <w:r>
-        <w:t xml:space="preserve"> examining variations in methodological choices: multiverse analysis, which examines how results vary across the space of reasonable analytical choices (Steegen et al. 2016); vibration of effects for assessing how associations shift across model specifications (Patel et al. 2015); and specification curve analysis for visualizing results across all defensible model </w:t>
+        <w:t xml:space="preserve"> examining variations in methodological choices: multiverse analysis, which examines how results vary across the space of reasonable analytical choices (Steegen et al. 2016); vibration of effects for assessing how associations shift across model specifications (Patel </w:t>
+      </w:r>
+      <w:r>
         <w:lastRenderedPageBreak/>
-        <w:t>specifications (Simonsohn et al. 2020). All share an important core: run the analysis across a range of reasonable analytical decision rules and report how the conclusions vary. This differs from classical sensitivity analysis, which varies data inputs while holding the analysis code fixed; here the inputs are held fixed while the analytical decisions vary. In a script-based pipeline, this may require maintaining multiple versions of the same code and manually tracking which version produced which output — a practical barrier that many analysts may not overcome. In the eventus design, it requires writing multiple YAML configuration files (hereafter: config files) and running the same pipeline once per file. An analyst studying coverage gaps who wants to know whether their findings are robust to a lapse definition of 7, 14, or 30 days runs three config files. The results are directly comparable because the script does not have to be changed at multiple points. Three YAML files are also easier to document, share with collaborators, and attach to a journal submission than three versions of the same script.</w:t>
-      </w:r>
-    </w:p>
-    <w:p>
-      <w:pPr>
-        <w:ind w:firstLine="720"/>
-      </w:pPr>
+        <w:t>et al. 2015); and specification curve analysis for visualizing results across all defensible model specifications (Simonsohn et al. 2020). All share an important core: run the analysis across a range of reasonable analytical decision rules and report how the conclusions vary. This differs from classical sensitivity analysis, which varies data inputs while holding the analysis code fixed; here the inputs are held fixed while the analytical decisions vary. In a script-based pipeline, this may require maintaining multiple versions of the same code and manually tracking which version produced which output — a practical barrier that many analysts may not overcome. In the eventus design, it requires writing multiple YAML configuration files (hereafter: config files) and running the same pipeline once per file. An analyst studying coverage gaps who wants to know whether their findings are robust to a lapse definition of 7, 14, or 30 days runs three config files. The results are directly comparable because the script does not have to be changed at multiple points. Three YAML files are also easier to document, share with collaborators, and attach to a journal submission than three versions of the same script.</w:t>
+      </w:r>
+    </w:p>
+    <w:p>
       <w:r>
         <w:t>Although motivated by health services research, the structure that eventus addresses — entities, observation periods, interval episodes, and point-in-time events — recurs across domains wherever entities are observed over time: insurance analytics, educational longitudinal studies, ecological monitoring, clinical trial follow-up, and workforce analysis. The framework is domain-agnostic by design. All classes accept user-defined column names through semantics objects. This paper uses simulated data on insurance coverage periods, nursing facility stays, emergency department visits, and inpatient hospitalizations as its running example, but the design principles apply wherever the three-object structure appears. We hope this work is useful not only to analysts in health services research but also to researchers in other domains and to software developers designing similar frameworks.</w:t>
       </w:r>
@@ -181,41 +145,27 @@
         <w:t>1.2 The script-based paradigm and its structural limitations</w:t>
       </w:r>
     </w:p>
-    <w:p>
-      <w:pPr>
-        <w:ind w:firstLine="720"/>
-      </w:pPr>
-    </w:p>
-    <w:p>
-      <w:pPr>
-        <w:ind w:firstLine="720"/>
-      </w:pPr>
+    <w:p/>
+    <w:p>
       <w:r>
         <w:t>The dominant paradigm for longitudinal cohort analysis is the analysis script: a sequence of DataFrame transformations, hardcoded column references, and inline plotting code. This approach is fast to write and easy to follow when the analysis is self-contained. But it becomes a liability when the analysis must be reproduced, shared, extended, or audited. A script that cleans hospitalization records on line 12, filters to an observation period on line 47, and computes coverage statistics on line 83 embeds three distinct scientific decisions (what counts as a duplicate, what counts as in-window, what counts as covered) in ways that are invisible to any collaborator who reads only the output.</w:t>
       </w:r>
     </w:p>
     <w:p>
-      <w:pPr>
-        <w:ind w:firstLine="720"/>
-      </w:pPr>
-      <w:r>
-        <w:t xml:space="preserve">Beyond the cleaning problems described above, the script-based paradigm offers no mechanism for carrying guarantees across analytical steps. A function that receives a DataFrame cannot know whether that DataFrame is clean, whether its columns mean what they appear to mean, or whether the decisions that produced it were deliberate or accidental. Rename a column in the data warehouse and the script may break silently in multiple places. Change an aggregation rule and the change is not recorded anywhere. The denominator of a percentage statistic is tracked manually — one misplaced filter produces wrong statistics silently, with no error and no warning. A script writer who wants data safety must write defensive validation functions manually, remember </w:t>
+      <w:r>
+        <w:t xml:space="preserve">Beyond the cleaning problems described above, the script-based paradigm offers no mechanism for carrying guarantees across analytical steps. A function that receives a DataFrame cannot know whether that DataFrame is clean, whether its columns mean what they appear to mean, or whether the decisions that produced it were deliberate or accidental. Rename a column in the data warehouse and the script may break silently in multiple places. Change an aggregation rule and the change is not recorded anywhere. The denominator of a percentage statistic is tracked </w:t>
+      </w:r>
+      <w:r>
         <w:lastRenderedPageBreak/>
-        <w:t xml:space="preserve">to call them, pass the right DataFrames to them, and update them when the schema changes. Every guarantee is opt-in and fragile. </w:t>
-      </w:r>
-    </w:p>
-    <w:p>
-      <w:pPr>
-        <w:ind w:firstLine="720"/>
-      </w:pPr>
+        <w:t xml:space="preserve">manually — one misplaced filter produces wrong statistics silently, with no error and no warning. A script writer who wants data safety must write defensive validation functions manually, remember to call them, pass the right DataFrames to them, and update them when the schema changes. Every guarantee is opt-in and fragile. </w:t>
+      </w:r>
+    </w:p>
+    <w:p>
       <w:r>
         <w:t>Object-oriented programming offers a structural alternative to this fragility. Data objects can enforce their own validity at construction, so that a valid object is a guarantee rather than a hope (Martin 2000). The eventus design extends pandas by wrapping DataFrames in typed objects that carry domain semantics: what the columns mean, what constraints must hold, and what decisions produced the data. The DataFrame becomes an attribute of the object rather than the object itself.</w:t>
       </w:r>
     </w:p>
     <w:p>
-      <w:pPr>
-        <w:ind w:firstLine="720"/>
-      </w:pPr>
       <w:r>
         <w:t xml:space="preserve">To our knowledge, no existing Python or R package provides a unified framework for longitudinal cohort analysis in which observation periods, interval episodes, and point-in-time events are simultaneously treated as validated, typed objects. Pandas is powerful precisely because of its agnosticism, and that agnosticism is part of why a gap exists. It does not know that </w:t>
       </w:r>
@@ -265,9 +215,6 @@
     </w:p>
     <w:p/>
     <w:p>
-      <w:pPr>
-        <w:ind w:firstLine="720"/>
-      </w:pPr>
       <w:r>
         <w:t>eventus addresses this gap by treating longitudinal cohort analysis as a software engineering problem rather than a scripting one. It does not replace pandas — it elevates it by wrapping DataFrames in typed objects that carry domain semantics, structural guarantees, and declared decisions. The framework rests on seven architectural commitments.</w:t>
       </w:r>
@@ -326,9 +273,11 @@
         <w:t>Single Responsibility.</w:t>
       </w:r>
       <w:r>
-        <w:t xml:space="preserve"> Each class is meant to represent one concept and do exactly one job. A cleaner cleans — it does not analyze. A data object holds validated data — it does not clean or plot. An analyzer computes — it does not re-validate inputs that upstream objects already guarantee. A visualizer renders — it does not recompute what an intermediate already carries. No class absorbs a neighboring concern for convenience, and no step skips a layer. This discipline is what makes the </w:t>
+        <w:t xml:space="preserve"> Each class is meant to represent one concept and do exactly one job. A cleaner cleans — it does not analyze. A data object holds validated data — it does not clean or </w:t>
+      </w:r>
+      <w:r>
         <w:lastRenderedPageBreak/>
-        <w:t>pipeline composable: each component can be replaced, extended, or tested independently because its responsibilities are bounded.</w:t>
+        <w:t>plot. An analyzer computes — it does not re-validate inputs that upstream objects already guarantee. A visualizer renders — it does not recompute what an intermediate already carries. No class absorbs a neighboring concern for convenience, and no step skips a layer. This discipline is what makes the pipeline composable: each component can be replaced, extended, or tested independently because its responsibilities are bounded.</w:t>
       </w:r>
     </w:p>
     <w:p>
@@ -520,7 +469,11 @@
         <w:t>CohortTimeline</w:t>
       </w:r>
       <w:r>
-        <w:t xml:space="preserve"> acquire precise, shared meanings. Collaborators can discuss "the observation period for this cohort" or "the episode semantics for inpatient stays" and mean something unambiguous — not "the date range I filtered to on line 47" or "the cleaning I did last Tuesday." Typed objects are not just engineering artifacts. They are conceptual tools that clarify scientific communication.</w:t>
+        <w:t xml:space="preserve"> acquire precise, shared meanings. Collaborators can discuss "the observation period for this cohort" or "the episode semantics for inpatient stays" and mean something unambiguous — not </w:t>
+      </w:r>
+      <w:r>
+        <w:lastRenderedPageBreak/>
+        <w:t>"the date range I filtered to on line 47" or "the cleaning I did last Tuesday." Typed objects are not just engineering artifacts. They are conceptual tools that clarify scientific communication.</w:t>
       </w:r>
     </w:p>
     <w:p>
@@ -567,89 +520,42 @@
       </w:r>
     </w:p>
     <w:p>
+      <w:r>
+        <w:t xml:space="preserve">eventus is organized into six abstraction layers: Semantics, Data Objects, Cleaners, Analyzers, Intermediates, and Visualizers. Each class within each layer has a single responsibility. Each component trusts the typed objects it receives rather than re-validating them — those guarantees were established upstream and are carried by the objects themselves. An analyzer that accepts a validated </w:t>
+      </w:r>
+      <w:r>
+        <w:rPr>
+          <w:rFonts w:ascii="Courier New" w:eastAsia="Courier New" w:hAnsi="Courier New" w:cs="Courier New"/>
+          <w:sz w:val="18"/>
+          <w:szCs w:val="18"/>
+        </w:rPr>
+        <w:t>Episodes</w:t>
+      </w:r>
+      <w:r>
+        <w:t xml:space="preserve"> object does not need to verify that it has a start column, an end column, or that causality holds. A visualizer that receives a typed intermediate does not recompute what the intermediate already carries. Components can be composed flexibly: an intermediate produced by one analyzer can be passed to another analyzer before reaching a visualizer, and the </w:t>
+      </w:r>
+      <w:r>
+        <w:rPr>
+          <w:rFonts w:ascii="Courier New" w:eastAsia="Courier New" w:hAnsi="Courier New" w:cs="Courier New"/>
+          <w:sz w:val="18"/>
+          <w:szCs w:val="18"/>
+        </w:rPr>
+        <w:t>CohortTimeline</w:t>
+      </w:r>
+      <w:r>
+        <w:t xml:space="preserve"> can be progressively enriched across multiple analytical steps.</w:t>
+      </w:r>
+    </w:p>
+    <w:p>
+      <w:r>
+        <w:t>This design does not preclude future orchestration. Automated pipelines, dashboards, agents, and workflow managers that compose eventus components can rely on each component behaving predictably and raising explicitly when its contract is violated. The bricks must be clear before the building can be automated.</w:t>
+      </w:r>
+    </w:p>
+    <w:p>
       <w:pPr>
         <w:pStyle w:val="Heading2"/>
-        <w:ind w:firstLine="720"/>
-        <w:rPr>
-          <w:rFonts w:asciiTheme="minorHAnsi" w:eastAsiaTheme="minorEastAsia" w:hAnsiTheme="minorHAnsi" w:cstheme="minorBidi"/>
-          <w:color w:val="auto"/>
-          <w:sz w:val="22"/>
-          <w:szCs w:val="22"/>
-        </w:rPr>
-      </w:pPr>
-      <w:r>
-        <w:rPr>
-          <w:rFonts w:asciiTheme="minorHAnsi" w:eastAsiaTheme="minorEastAsia" w:hAnsiTheme="minorHAnsi" w:cstheme="minorBidi"/>
-          <w:color w:val="auto"/>
-          <w:sz w:val="22"/>
-          <w:szCs w:val="22"/>
-        </w:rPr>
-        <w:t xml:space="preserve">eventus is organized into six abstraction layers: Semantics, Data Objects, Cleaners, Analyzers, Intermediates, and Visualizers. Each class within each layer has a single responsibility. Each component trusts the typed objects it receives rather than re-validating them — those guarantees were established upstream and are carried by the objects themselves. An analyzer that accepts a validated </w:t>
-      </w:r>
-      <w:r>
-        <w:rPr>
-          <w:rFonts w:ascii="Courier New" w:eastAsia="Courier New" w:hAnsi="Courier New" w:cs="Courier New"/>
-          <w:sz w:val="18"/>
-          <w:szCs w:val="18"/>
-        </w:rPr>
-        <w:t>Episodes</w:t>
-      </w:r>
-      <w:r>
-        <w:rPr>
-          <w:rFonts w:asciiTheme="minorHAnsi" w:eastAsiaTheme="minorEastAsia" w:hAnsiTheme="minorHAnsi" w:cstheme="minorBidi"/>
-          <w:color w:val="auto"/>
-          <w:sz w:val="22"/>
-          <w:szCs w:val="22"/>
-        </w:rPr>
-        <w:t xml:space="preserve"> object does not need to verify that it has a start column, an end column, or that causality holds. A visualizer that receives a typed intermediate does not recompute what the intermediate already carries. Components can be composed flexibly: an intermediate produced by one analyzer can be passed to another analyzer before reaching a visualizer, and the </w:t>
-      </w:r>
-      <w:r>
-        <w:rPr>
-          <w:rFonts w:ascii="Courier New" w:eastAsia="Courier New" w:hAnsi="Courier New" w:cs="Courier New"/>
-          <w:sz w:val="18"/>
-          <w:szCs w:val="18"/>
-        </w:rPr>
-        <w:t>CohortTimeline</w:t>
-      </w:r>
-      <w:r>
-        <w:rPr>
-          <w:rFonts w:asciiTheme="minorHAnsi" w:eastAsiaTheme="minorEastAsia" w:hAnsiTheme="minorHAnsi" w:cstheme="minorBidi"/>
-          <w:color w:val="auto"/>
-          <w:sz w:val="22"/>
-          <w:szCs w:val="22"/>
-        </w:rPr>
-        <w:t xml:space="preserve"> can be progressively enriched across multiple analytical steps.</w:t>
-      </w:r>
-    </w:p>
-    <w:p>
-      <w:pPr>
-        <w:pStyle w:val="Heading2"/>
-        <w:ind w:firstLine="720"/>
-        <w:rPr>
-          <w:rFonts w:asciiTheme="minorHAnsi" w:eastAsiaTheme="minorEastAsia" w:hAnsiTheme="minorHAnsi" w:cstheme="minorBidi"/>
-          <w:color w:val="auto"/>
-          <w:sz w:val="22"/>
-          <w:szCs w:val="22"/>
-        </w:rPr>
-      </w:pPr>
-      <w:r>
-        <w:rPr>
-          <w:rFonts w:asciiTheme="minorHAnsi" w:eastAsiaTheme="minorEastAsia" w:hAnsiTheme="minorHAnsi" w:cstheme="minorBidi"/>
-          <w:color w:val="auto"/>
-          <w:sz w:val="22"/>
-          <w:szCs w:val="22"/>
-        </w:rPr>
-        <w:t>This design does not preclude future orchestration. Automated pipelines, dashboards, agents, and workflow managers that compose eventus components can rely on each component behaving predictably and raising explicitly when its contract is violated. The bricks must be clear before the building can be automated.</w:t>
-      </w:r>
-    </w:p>
-    <w:p>
-      <w:pPr>
-        <w:pStyle w:val="Heading2"/>
-        <w:rPr>
-          <w:rFonts w:asciiTheme="minorHAnsi" w:eastAsiaTheme="minorEastAsia" w:hAnsiTheme="minorHAnsi" w:cstheme="minorBidi"/>
-          <w:color w:val="auto"/>
-          <w:sz w:val="22"/>
-          <w:szCs w:val="22"/>
+        <w:rPr>
+          <w:rFonts w:eastAsiaTheme="minorEastAsia"/>
         </w:rPr>
       </w:pPr>
     </w:p>
@@ -662,9 +568,6 @@
       </w:r>
     </w:p>
     <w:p>
-      <w:pPr>
-        <w:ind w:firstLine="720"/>
-      </w:pPr>
       <w:r>
         <w:t xml:space="preserve">The semantics abstraction maps column names to concepts. In any real dataset, column names are idiosyncratic — one dataset calls the entity identifier </w:t>
       </w:r>
@@ -688,7 +591,11 @@
         <w:t>member_id</w:t>
       </w:r>
       <w:r>
-        <w:t>. Without a semantics object, every downstream class would need to accept column names as constructor arguments. eventus solves this once. The analyst defines a semantics object at the top of the analysis, passes it into the constructor of a cleaner, and everything downstream uses it.</w:t>
+        <w:t xml:space="preserve">. Without a semantics object, every downstream class would need to accept column names as </w:t>
+      </w:r>
+      <w:r>
+        <w:lastRenderedPageBreak/>
+        <w:t>constructor arguments. eventus solves this once. The analyst defines a semantics object at the top of the analysis, passes it into the constructor of a cleaner, and everything downstream uses it.</w:t>
       </w:r>
     </w:p>
     <w:p>
@@ -712,7 +619,6 @@
           <w:sz w:val="18"/>
           <w:szCs w:val="18"/>
         </w:rPr>
-        <w:lastRenderedPageBreak/>
         <w:t>also_defined_by = ["hospital_id"]</w:t>
       </w:r>
       <w:r>
@@ -873,37 +779,19 @@
       </w:r>
     </w:p>
     <w:p>
-      <w:pPr>
-        <w:pStyle w:val="Heading2"/>
-        <w:ind w:firstLine="720"/>
-        <w:rPr>
-          <w:rFonts w:asciiTheme="minorHAnsi" w:eastAsiaTheme="minorEastAsia" w:hAnsiTheme="minorHAnsi" w:cstheme="minorBidi"/>
-          <w:color w:val="auto"/>
-          <w:sz w:val="22"/>
-          <w:szCs w:val="22"/>
-        </w:rPr>
-      </w:pPr>
-      <w:r>
-        <w:rPr>
-          <w:rFonts w:asciiTheme="minorHAnsi" w:eastAsiaTheme="minorEastAsia" w:hAnsiTheme="minorHAnsi" w:cstheme="minorBidi"/>
-          <w:color w:val="auto"/>
-          <w:sz w:val="22"/>
-          <w:szCs w:val="22"/>
-        </w:rPr>
-        <w:t>Data objects are validated, self-describing input containers. A pandas DataFrame is not designed to know what its columns mean or whether its data is clean; an eventus data object knows both. Every data object carries a semantics object alongside its data, binding the column declarations from Section 2.1 directly to the rows they govern. If a data object exists, it is complete: constructors raise on invalid inputs, producing no partial objects and no silent failures.</w:t>
-      </w:r>
-    </w:p>
-    <w:p>
-      <w:pPr>
-        <w:pStyle w:val="Heading2"/>
-        <w:ind w:firstLine="720"/>
-        <w:rPr>
-          <w:rFonts w:asciiTheme="minorHAnsi" w:eastAsiaTheme="minorEastAsia" w:hAnsiTheme="minorHAnsi" w:cstheme="minorBidi"/>
-          <w:color w:val="auto"/>
-          <w:sz w:val="22"/>
-          <w:szCs w:val="22"/>
-        </w:rPr>
-      </w:pPr>
+      <w:r>
+        <w:t xml:space="preserve">Data objects are validated, self-describing input containers. A pandas DataFrame is not designed to know what its columns mean or whether its data is clean; an eventus data object knows both. Every data object carries a semantics object alongside its data, binding the column declarations from Section 2.1 directly to the rows they govern. If a data object exists, it is complete: constructors </w:t>
+      </w:r>
+      <w:proofErr w:type="gramStart"/>
+      <w:r>
+        <w:t>raise on</w:t>
+      </w:r>
+      <w:proofErr w:type="gramEnd"/>
+      <w:r>
+        <w:t xml:space="preserve"> invalid inputs, producing no partial objects and no silent failures.</w:t>
+      </w:r>
+    </w:p>
+    <w:p>
       <w:r>
         <w:rPr>
           <w:rFonts w:ascii="Courier New" w:eastAsia="Courier New" w:hAnsi="Courier New" w:cs="Courier New"/>
@@ -913,13 +801,15 @@
         <w:t>Episodes</w:t>
       </w:r>
       <w:r>
-        <w:rPr>
-          <w:rFonts w:asciiTheme="minorHAnsi" w:eastAsiaTheme="minorEastAsia" w:hAnsiTheme="minorHAnsi" w:cstheme="minorBidi"/>
-          <w:color w:val="auto"/>
-          <w:sz w:val="22"/>
-          <w:szCs w:val="22"/>
-        </w:rPr>
-        <w:t xml:space="preserve"> guarantees that every row has a valid entity identifier, a start date, an end date, and that causality holds — start precedes or equals end. This means a cleaner that receives an </w:t>
+        <w:t xml:space="preserve"> </w:t>
+      </w:r>
+      <w:proofErr w:type="gramStart"/>
+      <w:r>
+        <w:t>guarantees</w:t>
+      </w:r>
+      <w:proofErr w:type="gramEnd"/>
+      <w:r>
+        <w:t xml:space="preserve"> that every row has a valid entity identifier, a start date, an end date, and that causality holds — start precedes or equals end. This means a cleaner that receives an </w:t>
       </w:r>
       <w:r>
         <w:rPr>
@@ -930,25 +820,10 @@
         <w:t>Episodes</w:t>
       </w:r>
       <w:r>
-        <w:rPr>
-          <w:rFonts w:asciiTheme="minorHAnsi" w:eastAsiaTheme="minorEastAsia" w:hAnsiTheme="minorHAnsi" w:cstheme="minorBidi"/>
-          <w:color w:val="auto"/>
-          <w:sz w:val="22"/>
-          <w:szCs w:val="22"/>
-        </w:rPr>
         <w:t xml:space="preserve"> object can merge overlapping intervals without first checking whether the intervals are well-formed. The guarantee was established at construction and has not left the object since.</w:t>
       </w:r>
     </w:p>
     <w:p>
-      <w:pPr>
-        <w:pStyle w:val="Heading2"/>
-        <w:rPr>
-          <w:rFonts w:asciiTheme="minorHAnsi" w:eastAsiaTheme="minorEastAsia" w:hAnsiTheme="minorHAnsi" w:cstheme="minorBidi"/>
-          <w:color w:val="auto"/>
-          <w:sz w:val="22"/>
-          <w:szCs w:val="22"/>
-        </w:rPr>
-      </w:pPr>
       <w:r>
         <w:rPr>
           <w:rFonts w:ascii="Courier New" w:eastAsia="Courier New" w:hAnsi="Courier New" w:cs="Courier New"/>
@@ -958,26 +833,18 @@
         <w:t>Events</w:t>
       </w:r>
       <w:r>
-        <w:rPr>
-          <w:rFonts w:asciiTheme="minorHAnsi" w:eastAsiaTheme="minorEastAsia" w:hAnsiTheme="minorHAnsi" w:cstheme="minorBidi"/>
-          <w:color w:val="auto"/>
-          <w:sz w:val="22"/>
-          <w:szCs w:val="22"/>
-        </w:rPr>
-        <w:t xml:space="preserve"> guarantees that every row has a valid entity identifier and a date. Duplicate detection, date parsing, and null checking are not the caller's responsibility — they happened before the object existed.</w:t>
-      </w:r>
-    </w:p>
-    <w:p>
-      <w:pPr>
-        <w:pStyle w:val="Heading2"/>
-        <w:ind w:firstLine="720"/>
-        <w:rPr>
-          <w:rFonts w:asciiTheme="minorHAnsi" w:eastAsiaTheme="minorEastAsia" w:hAnsiTheme="minorHAnsi" w:cstheme="minorBidi"/>
-          <w:color w:val="auto"/>
-          <w:sz w:val="22"/>
-          <w:szCs w:val="22"/>
-        </w:rPr>
-      </w:pPr>
+        <w:t xml:space="preserve"> </w:t>
+      </w:r>
+      <w:proofErr w:type="gramStart"/>
+      <w:r>
+        <w:t>guarantees</w:t>
+      </w:r>
+      <w:proofErr w:type="gramEnd"/>
+      <w:r>
+        <w:t xml:space="preserve"> that every row has a valid entity identifier and a date. Duplicate detection, date parsing, and null checking are not the caller's responsibility — they happened before the object existed.</w:t>
+      </w:r>
+    </w:p>
+    <w:p>
       <w:r>
         <w:rPr>
           <w:rFonts w:ascii="Courier New" w:eastAsia="Courier New" w:hAnsi="Courier New" w:cs="Courier New"/>
@@ -987,12 +854,6 @@
         <w:t>ObsPeriodPerEntity</w:t>
       </w:r>
       <w:r>
-        <w:rPr>
-          <w:rFonts w:asciiTheme="minorHAnsi" w:eastAsiaTheme="minorEastAsia" w:hAnsiTheme="minorHAnsi" w:cstheme="minorBidi"/>
-          <w:color w:val="auto"/>
-          <w:sz w:val="22"/>
-          <w:szCs w:val="22"/>
-        </w:rPr>
         <w:t xml:space="preserve"> guarantees one row per entity with a valid observation window. Four named constructors cover the most common derivation strategies: from fixed calendar dates, from an age window, from episode boundaries, and from the first and last event dates in an </w:t>
       </w:r>
       <w:r>
@@ -1004,12 +865,6 @@
         <w:t>EventsPerEntity</w:t>
       </w:r>
       <w:r>
-        <w:rPr>
-          <w:rFonts w:asciiTheme="minorHAnsi" w:eastAsiaTheme="minorEastAsia" w:hAnsiTheme="minorHAnsi" w:cstheme="minorBidi"/>
-          <w:color w:val="auto"/>
-          <w:sz w:val="22"/>
-          <w:szCs w:val="22"/>
-        </w:rPr>
         <w:t xml:space="preserve"> object. The construction path is a first-class attribute that downstream code can inspect — a pipeline can know whether the observation period was calendar-derived or age-derived without the caller having to pass that information separately. Crucially, the same downstream pipeline accepts an </w:t>
       </w:r>
       <w:r>
@@ -1021,12 +876,6 @@
         <w:t>ObsPeriodPerEntity</w:t>
       </w:r>
       <w:r>
-        <w:rPr>
-          <w:rFonts w:asciiTheme="minorHAnsi" w:eastAsiaTheme="minorEastAsia" w:hAnsiTheme="minorHAnsi" w:cstheme="minorBidi"/>
-          <w:color w:val="auto"/>
-          <w:sz w:val="22"/>
-          <w:szCs w:val="22"/>
-        </w:rPr>
         <w:t xml:space="preserve"> regardless of how it was constructed. The construction decision is recorded in the object; it does not leak into the pipeline that consumes it.</w:t>
       </w:r>
     </w:p>
@@ -1036,13 +885,11 @@
         <w:pStyle w:val="Heading2"/>
       </w:pPr>
       <w:r>
+        <w:lastRenderedPageBreak/>
         <w:t>2.3 Cleaners and Filters</w:t>
       </w:r>
     </w:p>
     <w:p>
-      <w:pPr>
-        <w:ind w:firstLine="720"/>
-      </w:pPr>
       <w:r>
         <w:t xml:space="preserve">Cleaners are the auditable bridge between raw DataFrames and validated data objects. </w:t>
       </w:r>
@@ -1059,9 +906,6 @@
       </w:r>
     </w:p>
     <w:p>
-      <w:pPr>
-        <w:ind w:firstLine="720"/>
-      </w:pPr>
       <w:r>
         <w:rPr>
           <w:rFonts w:ascii="Courier New" w:eastAsia="Courier New" w:hAnsi="Courier New" w:cs="Courier New"/>
@@ -1086,9 +930,6 @@
       </w:r>
     </w:p>
     <w:p>
-      <w:pPr>
-        <w:ind w:firstLine="720"/>
-      </w:pPr>
       <w:r>
         <w:t xml:space="preserve">Filters subset validated data objects by entity, date range, or descriptor value. They are chainable and non-mutating: a filter applied to an </w:t>
       </w:r>
@@ -1140,17 +981,11 @@
       </w:r>
     </w:p>
     <w:p>
-      <w:pPr>
-        <w:ind w:firstLine="720"/>
-      </w:pPr>
       <w:r>
         <w:t>Analyzers compute quantities from validated data objects and produce typed intermediates. They do not clean, and they do not re-validate structural invariants that upstream objects already guarantee. By the time an analyzer receives its input, soundness is established — the analyzer's only job is to compute.</w:t>
       </w:r>
     </w:p>
     <w:p>
-      <w:pPr>
-        <w:ind w:firstLine="720"/>
-      </w:pPr>
       <w:r>
         <w:t xml:space="preserve">The primary first-level analyzers each take a </w:t>
       </w:r>
@@ -1233,15 +1068,13 @@
       </w:r>
     </w:p>
     <w:p>
-      <w:pPr>
-        <w:ind w:firstLine="720"/>
-      </w:pPr>
-      <w:r>
-        <w:rPr>
-          <w:rFonts w:ascii="Courier New" w:eastAsia="Courier New" w:hAnsi="Courier New" w:cs="Courier New"/>
-          <w:sz w:val="18"/>
-          <w:szCs w:val="18"/>
-        </w:rPr>
+      <w:r>
+        <w:rPr>
+          <w:rFonts w:ascii="Courier New" w:eastAsia="Courier New" w:hAnsi="Courier New" w:cs="Courier New"/>
+          <w:sz w:val="18"/>
+          <w:szCs w:val="18"/>
+        </w:rPr>
+        <w:lastRenderedPageBreak/>
         <w:t>EventCoOccurrenceAnalyzer</w:t>
       </w:r>
       <w:r>
@@ -1293,9 +1126,6 @@
       </w:r>
     </w:p>
     <w:p>
-      <w:pPr>
-        <w:ind w:firstLine="720"/>
-      </w:pPr>
       <w:r>
         <w:rPr>
           <w:rFonts w:ascii="Courier New" w:eastAsia="Courier New" w:hAnsi="Courier New" w:cs="Courier New"/>
@@ -1331,9 +1161,6 @@
       </w:r>
     </w:p>
     <w:p>
-      <w:pPr>
-        <w:ind w:firstLine="720"/>
-      </w:pPr>
       <w:r>
         <w:t xml:space="preserve">Adding all three co-occurrence analyzers required writing three new classes that consumed existing validated objects. The </w:t>
       </w:r>
@@ -1350,9 +1177,6 @@
       </w:r>
     </w:p>
     <w:p>
-      <w:pPr>
-        <w:ind w:firstLine="720"/>
-      </w:pPr>
       <w:r>
         <w:t>All analyzer outputs are typed intermediates described in Section 2.5.</w:t>
       </w:r>
@@ -1370,23 +1194,13 @@
         <w:t>2.5 Intermediates</w:t>
       </w:r>
     </w:p>
-    <w:p>
-      <w:pPr>
-        <w:ind w:firstLine="720"/>
-      </w:pPr>
-    </w:p>
-    <w:p>
-      <w:pPr>
-        <w:ind w:firstLine="720"/>
-      </w:pPr>
+    <w:p/>
+    <w:p>
       <w:r>
         <w:t>Intermediates are validated result objects produced by analyzers. Each carries a meaningful __repr__ that summarizes its contents — entity count, identity, key statistics — so that exploratory analysis in a notebook or console requires no additional inspection code. Intermediates are designed to be consumed directly by visualizers, which is what enforces the honest objects commitment from Section 1.3: a visualizer receives a typed intermediate and renders it — it does not recompute, re-validate, or reinterpret.</w:t>
       </w:r>
     </w:p>
     <w:p>
-      <w:pPr>
-        <w:ind w:firstLine="720"/>
-      </w:pPr>
       <w:r>
         <w:t xml:space="preserve">The central intermediate is </w:t>
       </w:r>
@@ -1425,9 +1239,6 @@
       </w:r>
     </w:p>
     <w:p>
-      <w:pPr>
-        <w:ind w:firstLine="720"/>
-      </w:pPr>
       <w:r>
         <w:t xml:space="preserve">The EventResult family carries per-entity event statistics: </w:t>
       </w:r>
@@ -1470,6 +1281,7 @@
           <w:sz w:val="18"/>
           <w:szCs w:val="18"/>
         </w:rPr>
+        <w:lastRenderedPageBreak/>
         <w:t>EpisodeDurationResult</w:t>
       </w:r>
       <w:r>
@@ -1510,9 +1322,6 @@
       </w:r>
     </w:p>
     <w:p>
-      <w:pPr>
-        <w:ind w:firstLine="720"/>
-      </w:pPr>
       <w:r>
         <w:t xml:space="preserve">The EventCoOccurrence family carries co-occurrence results at two levels, corresponding to the two-tier analyzer architecture described in Section 2.4. Per-entity summaries — </w:t>
       </w:r>
@@ -1669,7 +1478,11 @@
         <w:t>ArraysViolinPlotter</w:t>
       </w:r>
       <w:r>
-        <w:t xml:space="preserve"> is the composable primitive: it receives a {key: np.ndarray} dict and an ArraysViolinConfig and draws one violin per key. Higher-level plotters — EpisodeDurationViolinPlotter, EpisodeCoverageViolinPlotter — build the arrays from their respective intermediates and delegate all drawing to </w:t>
+        <w:t xml:space="preserve"> is the composable primitive: it receives a {key: np.ndarray} dict and an ArraysViolinConfig and draws one violin per key. Higher-level plotters — EpisodeDurationViolinPlotter, EpisodeCoverageViolinPlotter — build the arrays from their </w:t>
+      </w:r>
+      <w:r>
+        <w:lastRenderedPageBreak/>
+        <w:t xml:space="preserve">respective intermediates and delegate all drawing to </w:t>
       </w:r>
       <w:r>
         <w:rPr>
@@ -1693,12 +1506,41 @@
     </w:p>
     <w:p>
       <w:r>
-        <w:t xml:space="preserve">The vignette series demonstrates various eventus pipeline on simulated data covering insurance coverage periods, nursing facility stays, emergency department visits, inpatient hospitalizations, and event co-occurrence analysis. Ten chapters progress from basic episode cleaning through temporal co-occurrence and directionality testing, each building on validated objects (claude, not all chapters build on each other) </w:t>
-      </w:r>
-    </w:p>
-    <w:p>
-      <w:r>
-        <w:lastRenderedPageBreak/>
+        <w:t xml:space="preserve">The vignette series demonstrates </w:t>
+      </w:r>
+      <w:r>
+        <w:t xml:space="preserve">the </w:t>
+      </w:r>
+      <w:proofErr w:type="spellStart"/>
+      <w:r>
+        <w:t>eventus</w:t>
+      </w:r>
+      <w:proofErr w:type="spellEnd"/>
+      <w:r>
+        <w:t xml:space="preserve"> </w:t>
+      </w:r>
+      <w:r>
+        <w:t xml:space="preserve">framework across various </w:t>
+      </w:r>
+      <w:r>
+        <w:t>pipeline</w:t>
+      </w:r>
+      <w:r>
+        <w:t>s</w:t>
+      </w:r>
+      <w:r>
+        <w:t xml:space="preserve"> on simulated data covering insurance coverage periods, nursing facility stays, emergency department visits, inpatient hospitalizations, and event co-occurrence analysis. Ten chapters progress from basic episode cleaning through temporal co-occurrence and directionality testing</w:t>
+      </w:r>
+      <w:r>
+        <w:t>.</w:t>
+      </w:r>
+      <w:r>
+        <w:t xml:space="preserve"> </w:t>
+      </w:r>
+      <w:r>
+        <w:t xml:space="preserve"> </w:t>
+      </w:r>
+      <w:r>
         <w:t xml:space="preserve">All data are synthetic, generated with a fixed random seed using </w:t>
       </w:r>
       <w:r>
@@ -1730,26 +1572,53 @@
         <w:t xml:space="preserve">Scenario: </w:t>
       </w:r>
       <w:r>
-        <w:t xml:space="preserve">You get some claims data </w:t>
-      </w:r>
-      <w:r>
-        <w:rPr>
-          <w:rFonts w:hint="eastAsia"/>
-        </w:rPr>
-        <w:t>…</w:t>
-      </w:r>
-      <w:r>
-        <w:t xml:space="preserve"> What is a clean hospitalization record in US administrative claims data, and how many of the 11,500 raw records survive cleaning?</w:t>
-      </w:r>
-    </w:p>
-    <w:p>
-      <w:r>
-        <w:t>In US administrative claims data, a hospitalization file may not be one row per hospitalization. A single inpatient stay may generate multiple billing rows — one per billing day, one per diagnosis code, one per provider — because hospitals submit claims to insurers on a per-service or per-day basis rather than as a single episode record. Transfers produce overlapping intervals at different hospitals that are clinically distinct episodes, not duplicates. However, same-hospital overlaps within a short gap may represent one continuous stay. Missing identifiers, implausible dates, and causality violations — discharge before admission — add further complexity. These are not edge cases. They are the normal state of administrative claims data.</w:t>
-      </w:r>
-    </w:p>
-    <w:p>
-      <w:r>
-        <w:t xml:space="preserve">Two YAML files define the analysis — one declaring the semantics (what the columns mean and what defines a unique hospitalization), one declaring the cleaning rules (how to handle each problem). An </w:t>
+        <w:t>What is a clean hospitalization record in US administrative claims data, and how many of the 11,500 raw records survive cleaning?</w:t>
+      </w:r>
+    </w:p>
+    <w:p>
+      <w:r>
+        <w:t>In US administrative claims data, a hospitalization file may not be one row per hospitalization. A single inpatient stay may generate multiple billing rows —</w:t>
+      </w:r>
+      <w:r>
+        <w:t xml:space="preserve"> </w:t>
+      </w:r>
+      <w:r>
+        <w:t xml:space="preserve">one per billing day, one per diagnosis code, one per provider — because hospitals submit claims to insurers on a per-service or per-day basis rather than as a single episode record. Transfers produce overlapping intervals at different hospitals that are clinically distinct episodes, not duplicates. However, same-hospital overlaps within a short gap may represent one continuous stay. Missing identifiers, implausible dates, and causality violations </w:t>
+      </w:r>
+      <w:r>
+        <w:t>(i.e.</w:t>
+      </w:r>
+      <w:r>
+        <w:t>,</w:t>
+      </w:r>
+      <w:r>
+        <w:t xml:space="preserve"> </w:t>
+      </w:r>
+      <w:r>
+        <w:t xml:space="preserve">discharge </w:t>
+      </w:r>
+      <w:r>
+        <w:t xml:space="preserve">date </w:t>
+      </w:r>
+      <w:r>
+        <w:t>before admission</w:t>
+      </w:r>
+      <w:r>
+        <w:t xml:space="preserve"> date)</w:t>
+      </w:r>
+      <w:r>
+        <w:t xml:space="preserve"> add further complexity. </w:t>
+      </w:r>
+    </w:p>
+    <w:p>
+      <w:r>
+        <w:t>Two YAML files define the analysis</w:t>
+      </w:r>
+      <w:r>
+        <w:t xml:space="preserve">: </w:t>
+      </w:r>
+      <w:r>
+        <w:t xml:space="preserve">one declaring the semantics (what the columns mean and what defines a unique hospitalization), one declaring the cleaning rules (how to handle each problem). An </w:t>
       </w:r>
       <w:r>
         <w:rPr>
@@ -1793,120 +1662,216 @@
         <w:t>Episodes</w:t>
       </w:r>
       <w:r>
-        <w:t xml:space="preserve"> object — a guarantee that every row is structurally sound — and a cleaning report.</w:t>
+        <w:t xml:space="preserve"> object</w:t>
+      </w:r>
+      <w:r>
+        <w:t>, which guarantees that every row is structurally sound, and a cleaning report.</w:t>
+      </w:r>
+    </w:p>
+    <w:p>
+      <w:r>
+        <w:t xml:space="preserve">The </w:t>
+      </w:r>
+      <w:proofErr w:type="spellStart"/>
+      <w:r>
+        <w:t>EpisodesCleaner</w:t>
+      </w:r>
+      <w:proofErr w:type="spellEnd"/>
+      <w:r>
+        <w:t xml:space="preserve"> object produces the following report:</w:t>
+      </w:r>
+    </w:p>
+    <w:p>
+      <w:r>
+        <w:t>Cleaning report</w:t>
+      </w:r>
+    </w:p>
+    <w:p>
+      <w:r>
+        <w:t>────────────────────────────────────────────────</w:t>
+      </w:r>
+    </w:p>
+    <w:p>
+      <w:r>
+        <w:t>Total input rows:                          11,500</w:t>
+      </w:r>
+    </w:p>
+    <w:p>
+      <w:r>
+        <w:t>────────────────────────────────────────────────</w:t>
+      </w:r>
+    </w:p>
+    <w:p>
+      <w:r>
+        <w:t xml:space="preserve">  Rejected:</w:t>
+      </w:r>
+    </w:p>
+    <w:p>
+      <w:r>
+        <w:t xml:space="preserve">    duplicate_row:                  </w:t>
+      </w:r>
+      <w:proofErr w:type="gramStart"/>
+      <w:r>
+        <w:t>9,434  (</w:t>
+      </w:r>
+      <w:proofErr w:type="gramEnd"/>
+      <w:r>
+        <w:t>82.0%)</w:t>
+      </w:r>
+    </w:p>
+    <w:p>
+      <w:r>
+        <w:t xml:space="preserve">    null_start_date:                  341</w:t>
+      </w:r>
+      <w:proofErr w:type="gramStart"/>
+      <w:r>
+        <w:t xml:space="preserve">   (</w:t>
+      </w:r>
+      <w:proofErr w:type="gramEnd"/>
+      <w:r>
+        <w:t>3.0%)</w:t>
+      </w:r>
+    </w:p>
+    <w:p>
+      <w:r>
+        <w:lastRenderedPageBreak/>
+        <w:t xml:space="preserve">    null_entity_id:                   115</w:t>
+      </w:r>
+      <w:proofErr w:type="gramStart"/>
+      <w:r>
+        <w:t xml:space="preserve">   (</w:t>
+      </w:r>
+      <w:proofErr w:type="gramEnd"/>
+      <w:r>
+        <w:t>1.0%)</w:t>
+      </w:r>
+    </w:p>
+    <w:p>
+      <w:r>
+        <w:t xml:space="preserve">    end_before_start_rejected:         57</w:t>
+      </w:r>
+      <w:proofErr w:type="gramStart"/>
+      <w:r>
+        <w:t xml:space="preserve">   (</w:t>
+      </w:r>
+      <w:proofErr w:type="gramEnd"/>
+      <w:r>
+        <w:t>0.5%)</w:t>
+      </w:r>
+    </w:p>
+    <w:p>
+      <w:r>
+        <w:t xml:space="preserve">    before_date_floor:                  1</w:t>
+      </w:r>
+      <w:proofErr w:type="gramStart"/>
+      <w:r>
+        <w:t xml:space="preserve">   (</w:t>
+      </w:r>
+      <w:proofErr w:type="gramEnd"/>
+      <w:r>
+        <w:t>0.0%)</w:t>
+      </w:r>
+    </w:p>
+    <w:p>
+      <w:r>
+        <w:t xml:space="preserve">    after_date_ceiling:                 1</w:t>
+      </w:r>
+      <w:proofErr w:type="gramStart"/>
+      <w:r>
+        <w:t xml:space="preserve">   (</w:t>
+      </w:r>
+      <w:proofErr w:type="gramEnd"/>
+      <w:r>
+        <w:t>0.0%)</w:t>
+      </w:r>
+    </w:p>
+    <w:p>
+      <w:r>
+        <w:t>────────────────────────────────────────────────</w:t>
+      </w:r>
+    </w:p>
+    <w:p>
+      <w:r>
+        <w:t xml:space="preserve">Total rejected:                     </w:t>
+      </w:r>
+      <w:proofErr w:type="gramStart"/>
+      <w:r>
+        <w:t>9,949  (</w:t>
+      </w:r>
+      <w:proofErr w:type="gramEnd"/>
+      <w:r>
+        <w:t>86.5%)</w:t>
+      </w:r>
+    </w:p>
+    <w:p>
+      <w:r>
+        <w:t>Clean rows:                         1,486  (12.9%)</w:t>
       </w:r>
     </w:p>
     <w:p/>
     <w:p>
       <w:r>
-        <w:t>Cleaning report</w:t>
-      </w:r>
-    </w:p>
-    <w:p>
-      <w:r>
-        <w:t>────────────────────────────────────────────────</w:t>
-      </w:r>
-    </w:p>
-    <w:p>
-      <w:r>
-        <w:t>Total input rows:                          11,500</w:t>
-      </w:r>
-    </w:p>
-    <w:p>
-      <w:r>
-        <w:t>────────────────────────────────────────────────</w:t>
-      </w:r>
-    </w:p>
-    <w:p>
-      <w:r>
-        <w:t xml:space="preserve">  Rejected:</w:t>
-      </w:r>
-    </w:p>
-    <w:p>
-      <w:r>
-        <w:t xml:space="preserve">    duplicate_row:                  9,434  (82.0%)</w:t>
-      </w:r>
-    </w:p>
-    <w:p>
-      <w:r>
-        <w:t xml:space="preserve">    null_start_date:                  341   (3.0%)</w:t>
-      </w:r>
-    </w:p>
-    <w:p>
-      <w:r>
-        <w:t xml:space="preserve">    null_entity_id:                   115   (1.0%)</w:t>
-      </w:r>
-    </w:p>
-    <w:p>
-      <w:r>
-        <w:t xml:space="preserve">    end_before_start_rejected:         57   (0.5%)</w:t>
-      </w:r>
-    </w:p>
-    <w:p>
-      <w:r>
-        <w:t xml:space="preserve">    before_date_floor:                  1   (0.0%)</w:t>
-      </w:r>
-    </w:p>
-    <w:p>
-      <w:r>
-        <w:t xml:space="preserve">    after_date_ceiling:                 1   (0.0%)</w:t>
-      </w:r>
-    </w:p>
-    <w:p>
-      <w:r>
-        <w:t>────────────────────────────────────────────────</w:t>
-      </w:r>
-    </w:p>
-    <w:p>
-      <w:r>
-        <w:lastRenderedPageBreak/>
-        <w:t>Total rejected:                     9,949  (86.5%)</w:t>
-      </w:r>
-    </w:p>
-    <w:p>
-      <w:r>
-        <w:t>Clean rows:                         1,486  (12.9%)</w:t>
-      </w:r>
-    </w:p>
-    <w:p/>
-    <w:p>
-      <w:r>
-        <w:t xml:space="preserve">Every rejected row is accounted for with an explicit reason. The </w:t>
-      </w:r>
-      <w:r>
-        <w:rPr>
-          <w:rFonts w:ascii="Courier New" w:eastAsia="Courier New" w:hAnsi="Courier New" w:cs="Courier New"/>
-          <w:sz w:val="18"/>
-          <w:szCs w:val="18"/>
-        </w:rPr>
-        <w:t>modified</w:t>
-      </w:r>
-      <w:r>
-        <w:t xml:space="preserve"> DataFrame records every repaired row — available for sharing with collaborators and/or IRB review, automatic by design. A Bonus vignette applies the same pattern to ED visit data using </w:t>
-      </w:r>
-      <w:r>
-        <w:rPr>
-          <w:rFonts w:ascii="Courier New" w:eastAsia="Courier New" w:hAnsi="Courier New" w:cs="Courier New"/>
-          <w:sz w:val="18"/>
-          <w:szCs w:val="18"/>
-        </w:rPr>
+        <w:t xml:space="preserve">Every rejected row is accounted for with an explicit reason. </w:t>
+      </w:r>
+      <w:r>
+        <w:t xml:space="preserve">A separate audit </w:t>
+      </w:r>
+      <w:proofErr w:type="spellStart"/>
+      <w:r>
+        <w:t>DataFrame</w:t>
+      </w:r>
+      <w:proofErr w:type="spellEnd"/>
+      <w:r>
+        <w:t xml:space="preserve"> records every repaired row with a description of what has changed. </w:t>
+      </w:r>
+      <w:r>
+        <w:t>T</w:t>
+      </w:r>
+      <w:r>
+        <w:t xml:space="preserve">he cleaning results are therefore </w:t>
+      </w:r>
+      <w:r>
+        <w:t>available for sharing with collaborators and</w:t>
+      </w:r>
+      <w:r>
+        <w:t xml:space="preserve"> </w:t>
+      </w:r>
+      <w:r>
+        <w:t>review,</w:t>
+      </w:r>
+      <w:r>
+        <w:t xml:space="preserve"> requiring no additional code</w:t>
+      </w:r>
+      <w:r>
+        <w:t xml:space="preserve">. A </w:t>
+      </w:r>
+      <w:r>
+        <w:t>b</w:t>
+      </w:r>
+      <w:r>
+        <w:t xml:space="preserve">onus vignette applies the same pattern to ED visit data using </w:t>
+      </w:r>
+      <w:proofErr w:type="spellStart"/>
+      <w:r>
         <w:t>EventsCleaner</w:t>
       </w:r>
+      <w:proofErr w:type="spellEnd"/>
       <w:r>
         <w:t xml:space="preserve"> (2,086 clean records from 5,442 raw rows).</w:t>
       </w:r>
     </w:p>
     <w:p>
       <w:r>
-        <w:rPr>
-          <w:b/>
-          <w:bCs/>
-        </w:rPr>
-        <w:t xml:space="preserve">Architectural point: </w:t>
-      </w:r>
-      <w:r>
-        <w:t>The cleaner as required gate to a validated object. The config as the methods section. The audit trail as automatic output.</w:t>
-      </w:r>
+        <w:t>This vignette demonstrates that cleaners serve as a reproducible and auditable gate to validated data objects, configuration files serve as the methods section, and audit trails are automatic outputs requiring no additional code.</w:t>
+      </w:r>
+    </w:p>
+    <w:p>
+      <w:pPr>
+        <w:pStyle w:val="Heading2"/>
+        <w:rPr>
+          <w:rFonts w:eastAsiaTheme="minorEastAsia"/>
+        </w:rPr>
+      </w:pPr>
     </w:p>
     <w:p>
       <w:pPr>
@@ -1922,246 +1887,107 @@
           <w:b/>
           <w:bCs/>
         </w:rPr>
-        <w:t xml:space="preserve">Better name here: </w:t>
-      </w:r>
-      <w:r>
-        <w:t>When monthly nursing facility assessments are collapsed into episodes of care, how should clinical measurements be aggregated?</w:t>
-      </w:r>
-    </w:p>
-    <w:p>
-      <w:r>
-        <w:t xml:space="preserve">A nursing facility assessment file may also not be one row per stay as the data may be saved in one-month intervals. Furthermore, each resident has monthly measurements — blood pressure, BMI, mobility status — one row per assessment. Collapsing the data into episodes requires aggregation and may require different rule per column: BMI might need median, systolic BP might need mean, and mobility status is categorical — averaging it makes no sense. Nothing in a standard pandas groupby prevents accidentally applying </w:t>
-      </w:r>
-      <w:r>
-        <w:rPr>
-          <w:rFonts w:ascii="Courier New" w:eastAsia="Courier New" w:hAnsi="Courier New" w:cs="Courier New"/>
-          <w:sz w:val="18"/>
-          <w:szCs w:val="18"/>
-        </w:rPr>
-        <w:t>mean</w:t>
-      </w:r>
-      <w:r>
-        <w:t xml:space="preserve"> to a categorical column. And a sequence of </w:t>
-      </w:r>
-      <w:r>
-        <w:rPr>
-          <w:rFonts w:ascii="Courier New" w:eastAsia="Courier New" w:hAnsi="Courier New" w:cs="Courier New"/>
-          <w:sz w:val="18"/>
-          <w:szCs w:val="18"/>
-        </w:rPr>
-        <w:t>independent | assisted | dependent</w:t>
-      </w:r>
-      <w:r>
-        <w:t xml:space="preserve"> tells a clinical story of decline that a unique set </w:t>
-      </w:r>
-      <w:r>
-        <w:rPr>
-          <w:rFonts w:ascii="Courier New" w:eastAsia="Courier New" w:hAnsi="Courier New" w:cs="Courier New"/>
-          <w:sz w:val="18"/>
-          <w:szCs w:val="18"/>
-        </w:rPr>
-        <w:t>assisted | dependent | independent</w:t>
-      </w:r>
-      <w:r>
-        <w:t xml:space="preserve"> destroys entirely. These are scientific decisions that belong in a versioned file, not buried in lambdas on line 89 of a script.</w:t>
-      </w:r>
-    </w:p>
-    <w:p>
-      <w:r>
-        <w:t xml:space="preserve">Two YAML files again define the analysis. The semantics file declares </w:t>
-      </w:r>
-      <w:r>
-        <w:rPr>
-          <w:rFonts w:ascii="Courier New" w:eastAsia="Courier New" w:hAnsi="Courier New" w:cs="Courier New"/>
-          <w:sz w:val="18"/>
-          <w:szCs w:val="18"/>
-        </w:rPr>
-        <w:t>also_defined_by = ["facility_id"]</w:t>
-      </w:r>
-      <w:r>
-        <w:t xml:space="preserve"> — stays at different facilities are different episodes — and </w:t>
-      </w:r>
-      <w:r>
-        <w:rPr>
-          <w:rFonts w:ascii="Courier New" w:eastAsia="Courier New" w:hAnsi="Courier New" w:cs="Courier New"/>
-          <w:sz w:val="18"/>
-          <w:szCs w:val="18"/>
-        </w:rPr>
-        <w:t>descriptor_cols</w:t>
-      </w:r>
-      <w:r>
-        <w:t xml:space="preserve"> declaring the type of each column (</w:t>
-      </w:r>
-      <w:r>
-        <w:rPr>
-          <w:rFonts w:ascii="Courier New" w:eastAsia="Courier New" w:hAnsi="Courier New" w:cs="Courier New"/>
-          <w:sz w:val="18"/>
-          <w:szCs w:val="18"/>
-        </w:rPr>
-        <w:t>numeric</w:t>
-      </w:r>
-      <w:r>
-        <w:t xml:space="preserve"> or </w:t>
-      </w:r>
-      <w:r>
-        <w:rPr>
-          <w:rFonts w:ascii="Courier New" w:eastAsia="Courier New" w:hAnsi="Courier New" w:cs="Courier New"/>
-          <w:sz w:val="18"/>
-          <w:szCs w:val="18"/>
-        </w:rPr>
-        <w:t>category</w:t>
-      </w:r>
-      <w:r>
-        <w:t xml:space="preserve">). The cleaner config declares the aggregation rule per column. The </w:t>
-      </w:r>
-      <w:r>
-        <w:rPr>
-          <w:rFonts w:ascii="Courier New" w:eastAsia="Courier New" w:hAnsi="Courier New" w:cs="Courier New"/>
-          <w:sz w:val="18"/>
-          <w:szCs w:val="18"/>
-        </w:rPr>
-        <w:t>EpisodesCleaner</w:t>
-      </w:r>
-      <w:r>
-        <w:t xml:space="preserve"> validates that </w:t>
-      </w:r>
-      <w:r>
-        <w:rPr>
-          <w:rFonts w:ascii="Courier New" w:eastAsia="Courier New" w:hAnsi="Courier New" w:cs="Courier New"/>
-          <w:sz w:val="18"/>
-          <w:szCs w:val="18"/>
-        </w:rPr>
-        <w:t>mean</w:t>
-      </w:r>
-      <w:r>
-        <w:t xml:space="preserve"> is not applied to a category column at construction — before any data is touched.</w:t>
-      </w:r>
-    </w:p>
-    <w:p/>
-    <w:p>
-      <w:r>
-        <w:t>Cleaning report</w:t>
-      </w:r>
-    </w:p>
-    <w:p>
-      <w:r>
-        <w:t>────────────────────────────────────────────────────────</w:t>
-      </w:r>
-    </w:p>
-    <w:p>
-      <w:r>
-        <w:t>Total input rows:                                1,016</w:t>
-      </w:r>
-    </w:p>
-    <w:p>
-      <w:r>
-        <w:t>────────────────────────────────────────────────────────</w:t>
-      </w:r>
-    </w:p>
-    <w:p>
-      <w:r>
-        <w:t xml:space="preserve">  Rejected:</w:t>
-      </w:r>
-    </w:p>
-    <w:p>
-      <w:r>
-        <w:t xml:space="preserve">    duplicate_row:                                  48   (4.7%)</w:t>
-      </w:r>
-    </w:p>
-    <w:p>
-      <w:r>
-        <w:t>────────────────────────────────────────────────────────</w:t>
-      </w:r>
-    </w:p>
-    <w:p>
-      <w:r>
-        <w:t>Total rejected:                                     48   (4.7%)</w:t>
-      </w:r>
-    </w:p>
-    <w:p>
-      <w:r>
-        <w:lastRenderedPageBreak/>
-        <w:t>Clean rows:                                        227  (22.3%)</w:t>
-      </w:r>
-    </w:p>
-    <w:p/>
-    <w:p>
-      <w:r>
-        <w:t xml:space="preserve">The resulting </w:t>
-      </w:r>
-      <w:r>
-        <w:rPr>
-          <w:rFonts w:ascii="Courier New" w:eastAsia="Courier New" w:hAnsi="Courier New" w:cs="Courier New"/>
-          <w:sz w:val="18"/>
-          <w:szCs w:val="18"/>
-        </w:rPr>
-        <w:t>Episodes</w:t>
-      </w:r>
-      <w:r>
-        <w:t xml:space="preserve"> object carries the aggregated descriptor columns. A resident with multiple assessments in one stay produces one row:</w:t>
-      </w:r>
-    </w:p>
-    <w:p/>
-    <w:p>
-      <w:r>
-        <w:t xml:space="preserve">  resident_id  facility_id  systolic_bp   bmi    mobility_status</w:t>
-      </w:r>
-    </w:p>
-    <w:p>
-      <w:r>
-        <w:t xml:space="preserve">  NF0043       Facility_A   103.92        24.9   dependent | assisted | dependent</w:t>
-      </w:r>
-    </w:p>
-    <w:p/>
-    <w:p>
-      <w:r>
-        <w:t xml:space="preserve">Changing </w:t>
-      </w:r>
-      <w:r>
-        <w:rPr>
-          <w:rFonts w:ascii="Courier New" w:eastAsia="Courier New" w:hAnsi="Courier New" w:cs="Courier New"/>
-          <w:sz w:val="18"/>
-          <w:szCs w:val="18"/>
-        </w:rPr>
-        <w:t>systolic_bp</w:t>
-      </w:r>
-      <w:r>
-        <w:t xml:space="preserve"> from </w:t>
-      </w:r>
-      <w:r>
-        <w:rPr>
-          <w:rFonts w:ascii="Courier New" w:eastAsia="Courier New" w:hAnsi="Courier New" w:cs="Courier New"/>
-          <w:sz w:val="18"/>
-          <w:szCs w:val="18"/>
-        </w:rPr>
-        <w:t>mean</w:t>
-      </w:r>
-      <w:r>
-        <w:t xml:space="preserve"> to </w:t>
-      </w:r>
-      <w:r>
-        <w:rPr>
-          <w:rFonts w:ascii="Courier New" w:eastAsia="Courier New" w:hAnsi="Courier New" w:cs="Courier New"/>
-          <w:sz w:val="18"/>
-          <w:szCs w:val="18"/>
-        </w:rPr>
-        <w:t>median</w:t>
-      </w:r>
-      <w:r>
-        <w:t xml:space="preserve"> is one word, easy to find in the semantics file. Running both as a multiverse analysis — examining how conclusions vary across multiple reasonable aggregation choices — requires two config files and zero code changes.</w:t>
-      </w:r>
-    </w:p>
-    <w:p>
+        <w:t>Scenario</w:t>
+      </w:r>
       <w:r>
         <w:rPr>
           <w:b/>
           <w:bCs/>
         </w:rPr>
-        <w:t xml:space="preserve">Architectural point: </w:t>
-      </w:r>
-      <w:r>
-        <w:t xml:space="preserve">Aggregation rules declared and versioned in YAML configuration files. Type declarations in semantics prevent silent errors at construction. The </w:t>
-      </w:r>
+        <w:t xml:space="preserve">: </w:t>
+      </w:r>
+      <w:r>
+        <w:t xml:space="preserve">Your </w:t>
+      </w:r>
+      <w:r>
+        <w:t>nursing facility</w:t>
+      </w:r>
+      <w:r>
+        <w:t xml:space="preserve"> data </w:t>
+      </w:r>
+      <w:r>
+        <w:t>comes</w:t>
+      </w:r>
+      <w:r>
+        <w:t xml:space="preserve"> month</w:t>
+      </w:r>
+      <w:r>
+        <w:t>-</w:t>
+      </w:r>
+      <w:r>
+        <w:t>by</w:t>
+      </w:r>
+      <w:r>
+        <w:t>-</w:t>
+      </w:r>
+      <w:r>
+        <w:t>month even when the</w:t>
+      </w:r>
+      <w:r>
+        <w:t xml:space="preserve"> records belong to the </w:t>
+      </w:r>
+      <w:r>
+        <w:t>same stay. If you want to collapse them</w:t>
+      </w:r>
+      <w:r>
+        <w:t xml:space="preserve"> into </w:t>
+      </w:r>
+      <w:r>
+        <w:t xml:space="preserve">meaningful </w:t>
+      </w:r>
+      <w:r>
+        <w:t>episodes of care, how should clinical measurements be aggregated?</w:t>
+      </w:r>
+    </w:p>
+    <w:p>
+      <w:r>
+        <w:t xml:space="preserve">A nursing facility assessment file may also not be one row per stay as the data may be saved in one-month intervals. Furthermore, each resident has monthly measurements — blood pressure, BMI, mobility status — one row per assessment. Collapsing the data into episodes requires aggregation and may require </w:t>
+      </w:r>
+      <w:r>
+        <w:t xml:space="preserve">a </w:t>
+      </w:r>
+      <w:r>
+        <w:t xml:space="preserve">different rule per column: BMI might need median, systolic BP might need mean, and mobility status is categorical — averaging it makes no sense. Nothing in a standard pandas groupby prevents accidentally applying </w:t>
+      </w:r>
+      <w:r>
+        <w:rPr>
+          <w:rFonts w:ascii="Courier New" w:eastAsia="Courier New" w:hAnsi="Courier New" w:cs="Courier New"/>
+          <w:sz w:val="18"/>
+          <w:szCs w:val="18"/>
+        </w:rPr>
+        <w:t>mean</w:t>
+      </w:r>
+      <w:r>
+        <w:t xml:space="preserve"> to a categorical column. And a sequence of </w:t>
+      </w:r>
+      <w:r>
+        <w:rPr>
+          <w:rFonts w:ascii="Courier New" w:eastAsia="Courier New" w:hAnsi="Courier New" w:cs="Courier New"/>
+          <w:sz w:val="18"/>
+          <w:szCs w:val="18"/>
+        </w:rPr>
+        <w:t>independent | assisted | dependent</w:t>
+      </w:r>
+      <w:r>
+        <w:t xml:space="preserve"> tells a clinical story of decline that a unique set </w:t>
+      </w:r>
+      <w:r>
+        <w:rPr>
+          <w:rFonts w:ascii="Courier New" w:eastAsia="Courier New" w:hAnsi="Courier New" w:cs="Courier New"/>
+          <w:sz w:val="18"/>
+          <w:szCs w:val="18"/>
+        </w:rPr>
+        <w:t>assisted | dependent | independent</w:t>
+      </w:r>
+      <w:r>
+        <w:t xml:space="preserve"> destroys entirely. These are scientific decisions that belong in a versioned file, not buried in lambdas on line 89 of a script.</w:t>
+      </w:r>
+    </w:p>
+    <w:p>
+      <w:r>
+        <w:t xml:space="preserve">Two YAML files again define the analysis. The semantics file declares </w:t>
+      </w:r>
+      <w:proofErr w:type="spellStart"/>
       <w:r>
         <w:rPr>
           <w:rFonts w:ascii="Courier New" w:eastAsia="Courier New" w:hAnsi="Courier New" w:cs="Courier New"/>
@@ -2170,9 +1996,224 @@
         </w:rPr>
         <w:t>also_defined_by</w:t>
       </w:r>
+      <w:proofErr w:type="spellEnd"/>
+      <w:r>
+        <w:rPr>
+          <w:rFonts w:ascii="Courier New" w:eastAsia="Courier New" w:hAnsi="Courier New" w:cs="Courier New"/>
+          <w:sz w:val="18"/>
+          <w:szCs w:val="18"/>
+        </w:rPr>
+        <w:t xml:space="preserve"> = ["</w:t>
+      </w:r>
+      <w:proofErr w:type="spellStart"/>
+      <w:r>
+        <w:rPr>
+          <w:rFonts w:ascii="Courier New" w:eastAsia="Courier New" w:hAnsi="Courier New" w:cs="Courier New"/>
+          <w:sz w:val="18"/>
+          <w:szCs w:val="18"/>
+        </w:rPr>
+        <w:t>facility_id</w:t>
+      </w:r>
+      <w:proofErr w:type="spellEnd"/>
+      <w:r>
+        <w:rPr>
+          <w:rFonts w:ascii="Courier New" w:eastAsia="Courier New" w:hAnsi="Courier New" w:cs="Courier New"/>
+          <w:sz w:val="18"/>
+          <w:szCs w:val="18"/>
+        </w:rPr>
+        <w:t>"]</w:t>
+      </w:r>
+      <w:r>
+        <w:t xml:space="preserve"> </w:t>
+      </w:r>
+      <w:r>
+        <w:t xml:space="preserve">(i.e., </w:t>
+      </w:r>
+      <w:r>
+        <w:t>stays at different facilities are different episodes</w:t>
+      </w:r>
+      <w:r>
+        <w:t xml:space="preserve">), </w:t>
+      </w:r>
+      <w:r>
+        <w:t>and</w:t>
+      </w:r>
+      <w:r>
+        <w:t xml:space="preserve"> declares</w:t>
+      </w:r>
+      <w:r>
+        <w:t xml:space="preserve"> </w:t>
+      </w:r>
+      <w:proofErr w:type="spellStart"/>
+      <w:r>
+        <w:rPr>
+          <w:rFonts w:ascii="Courier New" w:eastAsia="Courier New" w:hAnsi="Courier New" w:cs="Courier New"/>
+          <w:sz w:val="18"/>
+          <w:szCs w:val="18"/>
+        </w:rPr>
+        <w:t>descriptor_cols</w:t>
+      </w:r>
+      <w:proofErr w:type="spellEnd"/>
+      <w:r>
+        <w:t xml:space="preserve">, which specifies </w:t>
+      </w:r>
+      <w:r>
+        <w:t>the type of each column (</w:t>
+      </w:r>
+      <w:r>
+        <w:rPr>
+          <w:rFonts w:ascii="Courier New" w:eastAsia="Courier New" w:hAnsi="Courier New" w:cs="Courier New"/>
+          <w:sz w:val="18"/>
+          <w:szCs w:val="18"/>
+        </w:rPr>
+        <w:t>numeric</w:t>
+      </w:r>
+      <w:r>
+        <w:t xml:space="preserve"> or </w:t>
+      </w:r>
+      <w:r>
+        <w:rPr>
+          <w:rFonts w:ascii="Courier New" w:eastAsia="Courier New" w:hAnsi="Courier New" w:cs="Courier New"/>
+          <w:sz w:val="18"/>
+          <w:szCs w:val="18"/>
+        </w:rPr>
+        <w:t>category</w:t>
+      </w:r>
+      <w:r>
+        <w:t xml:space="preserve">). The cleaner config declares the aggregation rule per column. The </w:t>
+      </w:r>
+      <w:r>
+        <w:rPr>
+          <w:rFonts w:ascii="Courier New" w:eastAsia="Courier New" w:hAnsi="Courier New" w:cs="Courier New"/>
+          <w:sz w:val="18"/>
+          <w:szCs w:val="18"/>
+        </w:rPr>
+        <w:t>EpisodesCleaner</w:t>
+      </w:r>
+      <w:r>
+        <w:t xml:space="preserve"> validates that </w:t>
+      </w:r>
+      <w:proofErr w:type="gramStart"/>
+      <w:r>
+        <w:rPr>
+          <w:rFonts w:ascii="Courier New" w:eastAsia="Courier New" w:hAnsi="Courier New" w:cs="Courier New"/>
+          <w:sz w:val="18"/>
+          <w:szCs w:val="18"/>
+        </w:rPr>
+        <w:t>mean</w:t>
+      </w:r>
+      <w:proofErr w:type="gramEnd"/>
+      <w:r>
+        <w:t xml:space="preserve"> is not applied to a category column at construction</w:t>
+      </w:r>
+      <w:r>
+        <w:t>.</w:t>
+      </w:r>
+    </w:p>
+    <w:p/>
+    <w:p/>
+    <w:p>
+      <w:r>
+        <w:t xml:space="preserve">The resulting </w:t>
+      </w:r>
+      <w:r>
+        <w:rPr>
+          <w:rFonts w:ascii="Courier New" w:eastAsia="Courier New" w:hAnsi="Courier New" w:cs="Courier New"/>
+          <w:sz w:val="18"/>
+          <w:szCs w:val="18"/>
+        </w:rPr>
+        <w:t>Episodes</w:t>
+      </w:r>
+      <w:r>
+        <w:t xml:space="preserve"> object carries the aggregated descriptor columns. A resident with multiple assessments in one stay produces one row:</w:t>
+      </w:r>
+    </w:p>
+    <w:p/>
+    <w:p>
+      <w:r>
+        <w:t xml:space="preserve">  resident_id  facility_id  systolic_bp   bmi    mobility_status</w:t>
+      </w:r>
+    </w:p>
+    <w:p>
+      <w:r>
+        <w:t xml:space="preserve">  NF0043       Facility_A   103.92        24.9   dependent | assisted | dependent</w:t>
+      </w:r>
+    </w:p>
+    <w:p/>
+    <w:p>
+      <w:r>
+        <w:t xml:space="preserve">Changing </w:t>
+      </w:r>
+      <w:r>
+        <w:rPr>
+          <w:rFonts w:ascii="Courier New" w:eastAsia="Courier New" w:hAnsi="Courier New" w:cs="Courier New"/>
+          <w:sz w:val="18"/>
+          <w:szCs w:val="18"/>
+        </w:rPr>
+        <w:t>systolic_bp</w:t>
+      </w:r>
+      <w:r>
+        <w:t xml:space="preserve"> from </w:t>
+      </w:r>
+      <w:r>
+        <w:rPr>
+          <w:rFonts w:ascii="Courier New" w:eastAsia="Courier New" w:hAnsi="Courier New" w:cs="Courier New"/>
+          <w:sz w:val="18"/>
+          <w:szCs w:val="18"/>
+        </w:rPr>
+        <w:t>mean</w:t>
+      </w:r>
+      <w:r>
+        <w:t xml:space="preserve"> to </w:t>
+      </w:r>
+      <w:r>
+        <w:rPr>
+          <w:rFonts w:ascii="Courier New" w:eastAsia="Courier New" w:hAnsi="Courier New" w:cs="Courier New"/>
+          <w:sz w:val="18"/>
+          <w:szCs w:val="18"/>
+        </w:rPr>
+        <w:t>median</w:t>
+      </w:r>
+      <w:r>
+        <w:t xml:space="preserve"> is one word, easy to find in the semantics file. Running both as a multiverse analysis — examining how conclusions vary across multiple reasonable aggregation choices — requires two config files and zero code changes.</w:t>
+      </w:r>
+    </w:p>
+    <w:p>
+      <w:r>
+        <w:t>This vignette demonstrates that a</w:t>
+      </w:r>
+      <w:r>
+        <w:t xml:space="preserve">ggregation rules </w:t>
+      </w:r>
+      <w:r>
+        <w:t xml:space="preserve">can be </w:t>
+      </w:r>
+      <w:r>
+        <w:t>declared and versioned in YAML configuration files</w:t>
+      </w:r>
+      <w:r>
+        <w:t>, that t</w:t>
+      </w:r>
+      <w:r>
+        <w:t>ype declarations in semantics prevent silent errors at construction</w:t>
+      </w:r>
+      <w:r>
+        <w:t xml:space="preserve">, and that the </w:t>
+      </w:r>
+      <w:proofErr w:type="spellStart"/>
+      <w:r>
+        <w:rPr>
+          <w:rFonts w:ascii="Courier New" w:eastAsia="Courier New" w:hAnsi="Courier New" w:cs="Courier New"/>
+          <w:sz w:val="18"/>
+          <w:szCs w:val="18"/>
+        </w:rPr>
+        <w:t>also_defined_by</w:t>
+      </w:r>
+      <w:proofErr w:type="spellEnd"/>
       <w:r>
         <w:t xml:space="preserve"> / </w:t>
       </w:r>
+      <w:proofErr w:type="spellStart"/>
       <w:r>
         <w:rPr>
           <w:rFonts w:ascii="Courier New" w:eastAsia="Courier New" w:hAnsi="Courier New" w:cs="Courier New"/>
@@ -2181,8 +2222,18 @@
         </w:rPr>
         <w:t>descriptor_cols</w:t>
       </w:r>
-      <w:r>
-        <w:t xml:space="preserve"> distinction — what defines an episode versus what describes it.</w:t>
+      <w:proofErr w:type="spellEnd"/>
+      <w:r>
+        <w:t xml:space="preserve"> distinction — what defines an episode</w:t>
+      </w:r>
+      <w:r>
+        <w:t xml:space="preserve"> and </w:t>
+      </w:r>
+      <w:r>
+        <w:t>what describes it</w:t>
+      </w:r>
+      <w:r>
+        <w:t xml:space="preserve"> – is a first-class architectural decision rather than a coding convention.</w:t>
       </w:r>
     </w:p>
     <w:p>
@@ -2196,11 +2247,10 @@
     <w:p>
       <w:r>
         <w:rPr>
-          <w:rFonts w:hint="eastAsia"/>
           <w:b/>
           <w:bCs/>
         </w:rPr>
-        <w:t>…</w:t>
+        <w:t>Scenario</w:t>
       </w:r>
       <w:r>
         <w:rPr>
@@ -2210,12 +2260,34 @@
         <w:t xml:space="preserve">: </w:t>
       </w:r>
       <w:r>
-        <w:t>How long were nursing facility stays, and does stay length differ across facilities?</w:t>
-      </w:r>
-    </w:p>
-    <w:p>
-      <w:r>
-        <w:t>You have 227 clean nursing facility stays. Your clinical collaborator asks: “How long were the stays?” You reach for matplotlib. Before you write a single line of plotting code, you need to answer a question that sounds trivial: “What exactly am I plotting, and will I be able to reproduce it?”</w:t>
+        <w:t>You have cleaned the nursing facility data. H</w:t>
+      </w:r>
+      <w:r>
+        <w:t xml:space="preserve">ow long </w:t>
+      </w:r>
+      <w:proofErr w:type="gramStart"/>
+      <w:r>
+        <w:t>were</w:t>
+      </w:r>
+      <w:proofErr w:type="gramEnd"/>
+      <w:r>
+        <w:t xml:space="preserve"> the</w:t>
+      </w:r>
+      <w:r>
+        <w:t xml:space="preserve"> nursing facility </w:t>
+      </w:r>
+      <w:proofErr w:type="gramStart"/>
+      <w:r>
+        <w:t>stays</w:t>
+      </w:r>
+      <w:proofErr w:type="gramEnd"/>
+      <w:r>
+        <w:t>, and does stay length differ across facilities?</w:t>
+      </w:r>
+    </w:p>
+    <w:p>
+      <w:r>
+        <w:t>Your clinical collaborator asks: “How long were the stays?” You reach for matplotlib. Before you write a single line of plotting code, you need to answer a question that sounds trivial: “What exactly am I plotting, and will I be able to reproduce it?”</w:t>
       </w:r>
     </w:p>
     <w:p>
@@ -2231,10 +2303,38 @@
         <w:t>bins=range(0, 200, 7)</w:t>
       </w:r>
       <w:r>
-        <w:t xml:space="preserve"> on line 34 of a script. Which percentile lines — 25th, 50th, 75th, 90th? Do you label them? The KDE bandwidth is a choice too — Scott’s rule and Silverman’s rule (Silverman 1986) produce different curves. And when your collaborator asks for duration by facility, you need consistent bins, consistent colors, and consistent percentile lines across both facilities. A script hardcoded for the unstratified case has to be rewritten. </w:t>
+        <w:t xml:space="preserve"> on line 34 of a script. Which percentile lines — 25th, 50th, 75th, 90th? Do you label them? The KDE bandwidth is a choice too — Scott’s rule and Silverman’s rule (Silverman 1986) produce different curves.</w:t>
+      </w:r>
+      <w:r>
+        <w:t xml:space="preserve"> </w:t>
+      </w:r>
+      <w:proofErr w:type="gramStart"/>
+      <w:r>
+        <w:t>W</w:t>
+      </w:r>
+      <w:r>
+        <w:t>hen</w:t>
+      </w:r>
+      <w:proofErr w:type="gramEnd"/>
+      <w:r>
+        <w:t xml:space="preserve"> your collaborator asks for duration by facility, you need consistent bins, consistent colors, and consistent percentile lines across both facilities. A script hardcoded for the unstratified case has to be rewritten. </w:t>
+      </w:r>
+      <w:r>
         <w:br/>
-        <w:t xml:space="preserve">In eventus design, </w:t>
-      </w:r>
+        <w:t xml:space="preserve">In </w:t>
+      </w:r>
+      <w:r>
+        <w:t xml:space="preserve">the </w:t>
+      </w:r>
+      <w:proofErr w:type="spellStart"/>
+      <w:r>
+        <w:t>eventus</w:t>
+      </w:r>
+      <w:proofErr w:type="spellEnd"/>
+      <w:r>
+        <w:t xml:space="preserve"> design, </w:t>
+      </w:r>
+      <w:proofErr w:type="spellStart"/>
       <w:r>
         <w:rPr>
           <w:rFonts w:ascii="Courier New" w:eastAsia="Courier New" w:hAnsi="Courier New" w:cs="Courier New"/>
@@ -2243,6 +2343,7 @@
         </w:rPr>
         <w:t>EpisodeDurationAnalyzer</w:t>
       </w:r>
+      <w:proofErr w:type="spellEnd"/>
       <w:r>
         <w:t xml:space="preserve"> accepts the </w:t>
       </w:r>
@@ -2284,9 +2385,7 @@
     <w:p>
       <w:r>
         <w:rPr>
-          <w:rFonts w:ascii="Courier New" w:eastAsia="Courier New" w:hAnsi="Courier New" w:cs="Courier New"/>
-          <w:sz w:val="18"/>
-          <w:szCs w:val="18"/>
+          <w:rFonts w:eastAsia="Courier New"/>
         </w:rPr>
         <w:t>EpisodeDurationResult</w:t>
       </w:r>
@@ -2306,6 +2405,7 @@
     </w:p>
     <w:p>
       <w:r>
+        <w:lastRenderedPageBreak/>
         <w:t xml:space="preserve">  mean_duration   : 112.0 days</w:t>
       </w:r>
     </w:p>
@@ -2449,14 +2549,22 @@
     <w:p/>
     <w:p>
       <w:r>
-        <w:rPr>
-          <w:b/>
-          <w:bCs/>
-        </w:rPr>
-        <w:t xml:space="preserve">Architectural point: </w:t>
-      </w:r>
-      <w:r>
-        <w:t>Visual and stratification decisions are scientific decisions — they belong in a versioned config file, not in plotting code. Adding stratification requires one argument change in one config file.</w:t>
+        <w:t>This vignette demonstrates that v</w:t>
+      </w:r>
+      <w:r>
+        <w:t>isual and stratification decisions</w:t>
+      </w:r>
+      <w:r>
+        <w:t xml:space="preserve"> are </w:t>
+      </w:r>
+      <w:r>
+        <w:t>scientific decisions</w:t>
+      </w:r>
+      <w:r>
+        <w:t xml:space="preserve"> that belong in an auditable </w:t>
+      </w:r>
+      <w:r>
+        <w:t>versioned config file, not in plotting code. Adding stratification requires one argument change in one config file.</w:t>
       </w:r>
     </w:p>
     <w:p>
@@ -2470,18 +2578,20 @@
     <w:p>
       <w:r>
         <w:rPr>
-          <w:rFonts w:hint="eastAsia"/>
           <w:b/>
           <w:bCs/>
         </w:rPr>
-        <w:t>…</w:t>
+        <w:t>Scenario</w:t>
       </w:r>
       <w:r>
         <w:rPr>
           <w:b/>
           <w:bCs/>
         </w:rPr>
-        <w:t xml:space="preserve">: </w:t>
+        <w:t>:</w:t>
+      </w:r>
+      <w:r>
+        <w:t xml:space="preserve"> </w:t>
       </w:r>
       <w:r>
         <w:t>How many days of Medicaid coverage did members have during calendar year 2022, and how does this change when the observation window is defined by age rather than calendar year?</w:t>
@@ -2501,8 +2611,439 @@
       <w:r>
         <w:t xml:space="preserve"> This question has two versions. The first is simple: everyone shares the same calendar year. The second is harder and more realistic: each member has a different window based on their age.</w:t>
       </w:r>
-    </w:p>
-    <w:p>
+      <w:r>
+        <w:t xml:space="preserve"> </w:t>
+      </w:r>
+    </w:p>
+    <w:p>
+      <w:pPr>
+        <w:rPr>
+          <w:rFonts w:ascii="Courier New" w:eastAsia="Courier New" w:hAnsi="Courier New" w:cs="Courier New"/>
+          <w:sz w:val="18"/>
+          <w:szCs w:val="18"/>
+        </w:rPr>
+      </w:pPr>
+      <w:r>
+        <w:t>Coverage</w:t>
+      </w:r>
+      <w:r>
+        <w:t xml:space="preserve"> data</w:t>
+      </w:r>
+      <w:r>
+        <w:t>, or other episodes data,</w:t>
+      </w:r>
+      <w:r>
+        <w:t xml:space="preserve"> rarely align neatly with the period you are studying. This goes beyond simply filtering to a date range. The time before the first episode, between episodes, and after the last episode can matter depending on the analysis. For example, a member with no </w:t>
+      </w:r>
+      <w:r>
+        <w:lastRenderedPageBreak/>
+        <w:t>insurance coverage in the first quarter of their observation window represents a different situation from one who was covered from day one if certain interventions are meant to happen early in the observation period. Beyond clinical interpretation, this distinction also affects the correctness of any calculation that depends on a denominator. "19.4% of members had gaps" means 19.4% of members with any coverage, which is a different denominator than 19.4% of all members. Mixing them silently produces wrong statistics with no error and no warning.</w:t>
+      </w:r>
+    </w:p>
+    <w:p>
+      <w:r>
+        <w:t xml:space="preserve">Per-entity windows make this harder still. When the observation window is each member's 18th to 25th birthday, every member has a different start and end date. </w:t>
+      </w:r>
+      <w:r>
+        <w:t>Members who turned 25 before the study data begins have zero-length windows and must be handled explicitly rather than silently excluded.</w:t>
+      </w:r>
+      <w:r>
+        <w:t xml:space="preserve"> A script applies a date filter somewhere in the middle of the pipeline. It has no object. It has no name. It cannot be inspected or reused.</w:t>
+      </w:r>
+    </w:p>
+    <w:p>
+      <w:r>
+        <w:rPr>
+          <w:rFonts w:ascii="Courier New" w:eastAsia="Courier New" w:hAnsi="Courier New" w:cs="Courier New"/>
+          <w:sz w:val="18"/>
+          <w:szCs w:val="18"/>
+        </w:rPr>
+        <w:t>ObsPeriodPerEntity</w:t>
+      </w:r>
+      <w:r>
+        <w:t xml:space="preserve"> is a first-class object with a </w:t>
+      </w:r>
+      <w:r>
+        <w:rPr>
+          <w:rFonts w:ascii="Courier New" w:eastAsia="Courier New" w:hAnsi="Courier New" w:cs="Courier New"/>
+          <w:sz w:val="18"/>
+          <w:szCs w:val="18"/>
+        </w:rPr>
+        <w:t>construction_path</w:t>
+      </w:r>
+      <w:r>
+        <w:t xml:space="preserve"> attribute recording exactly how it was built. Two paths are demonstrated</w:t>
+      </w:r>
+      <w:r>
+        <w:t xml:space="preserve">: </w:t>
+      </w:r>
+      <w:proofErr w:type="spellStart"/>
+      <w:r>
+        <w:rPr>
+          <w:rFonts w:ascii="Courier New" w:eastAsia="Courier New" w:hAnsi="Courier New" w:cs="Courier New"/>
+          <w:sz w:val="18"/>
+          <w:szCs w:val="18"/>
+        </w:rPr>
+        <w:t>construct_from_</w:t>
+      </w:r>
+      <w:proofErr w:type="gramStart"/>
+      <w:r>
+        <w:rPr>
+          <w:rFonts w:ascii="Courier New" w:eastAsia="Courier New" w:hAnsi="Courier New" w:cs="Courier New"/>
+          <w:sz w:val="18"/>
+          <w:szCs w:val="18"/>
+        </w:rPr>
+        <w:t>calendar</w:t>
+      </w:r>
+      <w:proofErr w:type="spellEnd"/>
+      <w:r>
+        <w:rPr>
+          <w:rFonts w:ascii="Courier New" w:eastAsia="Courier New" w:hAnsi="Courier New" w:cs="Courier New"/>
+          <w:sz w:val="18"/>
+          <w:szCs w:val="18"/>
+        </w:rPr>
+        <w:t>(</w:t>
+      </w:r>
+      <w:proofErr w:type="gramEnd"/>
+      <w:r>
+        <w:rPr>
+          <w:rFonts w:ascii="Courier New" w:eastAsia="Courier New" w:hAnsi="Courier New" w:cs="Courier New"/>
+          <w:sz w:val="18"/>
+          <w:szCs w:val="18"/>
+        </w:rPr>
+        <w:t>)</w:t>
+      </w:r>
+      <w:r>
+        <w:t xml:space="preserve"> gives every member the same 2022 window; </w:t>
+      </w:r>
+      <w:r>
+        <w:rPr>
+          <w:rFonts w:ascii="Courier New" w:eastAsia="Courier New" w:hAnsi="Courier New" w:cs="Courier New"/>
+          <w:sz w:val="18"/>
+          <w:szCs w:val="18"/>
+        </w:rPr>
+        <w:t>construct_from_age_</w:t>
+      </w:r>
+      <w:proofErr w:type="gramStart"/>
+      <w:r>
+        <w:rPr>
+          <w:rFonts w:ascii="Courier New" w:eastAsia="Courier New" w:hAnsi="Courier New" w:cs="Courier New"/>
+          <w:sz w:val="18"/>
+          <w:szCs w:val="18"/>
+        </w:rPr>
+        <w:t>window(</w:t>
+      </w:r>
+      <w:proofErr w:type="gramEnd"/>
+      <w:r>
+        <w:rPr>
+          <w:rFonts w:ascii="Courier New" w:eastAsia="Courier New" w:hAnsi="Courier New" w:cs="Courier New"/>
+          <w:sz w:val="18"/>
+          <w:szCs w:val="18"/>
+        </w:rPr>
+        <w:t>)</w:t>
+      </w:r>
+      <w:r>
+        <w:t xml:space="preserve"> gives each member a personal 18–25 window from their date of birth. The rest of the pipeline is identical for both.</w:t>
+      </w:r>
+    </w:p>
+    <w:p>
+      <w:r>
+        <w:rPr>
+          <w:rFonts w:ascii="Courier New" w:eastAsia="Courier New" w:hAnsi="Courier New" w:cs="Courier New"/>
+          <w:sz w:val="18"/>
+          <w:szCs w:val="18"/>
+        </w:rPr>
+        <w:t>EpisodesFilter(episodes).to_obs_period(obs, clip=True)</w:t>
+      </w:r>
+      <w:r>
+        <w:t xml:space="preserve"> clips coverage periods to each member’s window. </w:t>
+      </w:r>
+      <w:r>
+        <w:rPr>
+          <w:rFonts w:ascii="Courier New" w:eastAsia="Courier New" w:hAnsi="Courier New" w:cs="Courier New"/>
+          <w:sz w:val="18"/>
+          <w:szCs w:val="18"/>
+        </w:rPr>
+        <w:t>CohortTimeline.build_from_</w:t>
+      </w:r>
+      <w:proofErr w:type="gramStart"/>
+      <w:r>
+        <w:rPr>
+          <w:rFonts w:ascii="Courier New" w:eastAsia="Courier New" w:hAnsi="Courier New" w:cs="Courier New"/>
+          <w:sz w:val="18"/>
+          <w:szCs w:val="18"/>
+        </w:rPr>
+        <w:t>components(</w:t>
+      </w:r>
+      <w:proofErr w:type="gramEnd"/>
+      <w:r>
+        <w:rPr>
+          <w:rFonts w:ascii="Courier New" w:eastAsia="Courier New" w:hAnsi="Courier New" w:cs="Courier New"/>
+          <w:sz w:val="18"/>
+          <w:szCs w:val="18"/>
+        </w:rPr>
+        <w:t>)</w:t>
+      </w:r>
+      <w:r>
+        <w:t xml:space="preserve"> assembles the filtered episodes and observation period into one per-entity table</w:t>
+      </w:r>
+      <w:r>
+        <w:t xml:space="preserve">, producing </w:t>
+      </w:r>
+      <w:r>
+        <w:t xml:space="preserve">the first </w:t>
+      </w:r>
+      <w:proofErr w:type="spellStart"/>
+      <w:r>
+        <w:rPr>
+          <w:rFonts w:ascii="Courier New" w:eastAsia="Courier New" w:hAnsi="Courier New" w:cs="Courier New"/>
+          <w:sz w:val="18"/>
+          <w:szCs w:val="18"/>
+        </w:rPr>
+        <w:t>CohortTimeline</w:t>
+      </w:r>
+      <w:proofErr w:type="spellEnd"/>
+      <w:r>
+        <w:t xml:space="preserve"> in the vignette series:</w:t>
+      </w:r>
+    </w:p>
+    <w:p/>
+    <w:p>
+      <w:r>
+        <w:rPr>
+          <w:rFonts w:eastAsia="Courier New"/>
+        </w:rPr>
+        <w:t>CohortTimeline</w:t>
+      </w:r>
+      <w:r>
+        <w:t>(</w:t>
+      </w:r>
+    </w:p>
+    <w:p>
+      <w:r>
+        <w:t xml:space="preserve">  entities                      : 495</w:t>
+      </w:r>
+    </w:p>
+    <w:p>
+      <w:r>
+        <w:t xml:space="preserve">  entity_col                    : 'patient_id'</w:t>
+      </w:r>
+    </w:p>
+    <w:p>
+      <w:r>
+        <w:t xml:space="preserve">  has_obs_period                : True</w:t>
+      </w:r>
+    </w:p>
+    <w:p>
+      <w:r>
+        <w:t xml:space="preserve">  episode_identities              : ['medicaid_coverage']</w:t>
+      </w:r>
+    </w:p>
+    <w:p>
+      <w:r>
+        <w:t xml:space="preserve">  episode_descriptor_cols         : {}</w:t>
+      </w:r>
+    </w:p>
+    <w:p>
+      <w:r>
+        <w:t xml:space="preserve">  computed_episode_identities     : []</w:t>
+      </w:r>
+    </w:p>
+    <w:p>
+      <w:r>
+        <w:t xml:space="preserve">  event_identities         : []</w:t>
+      </w:r>
+    </w:p>
+    <w:p>
+      <w:r>
+        <w:t xml:space="preserve">  event_descriptor_cols    : {}</w:t>
+      </w:r>
+    </w:p>
+    <w:p>
+      <w:r>
+        <w:t xml:space="preserve">  computed_event_identities: []</w:t>
+      </w:r>
+    </w:p>
+    <w:p>
+      <w:r>
+        <w:t>)</w:t>
+      </w:r>
+    </w:p>
+    <w:p/>
+    <w:p>
+      <w:r>
+        <w:rPr>
+          <w:rFonts w:ascii="Courier New" w:eastAsia="Courier New" w:hAnsi="Courier New" w:cs="Courier New"/>
+          <w:sz w:val="18"/>
+          <w:szCs w:val="18"/>
+        </w:rPr>
+        <w:lastRenderedPageBreak/>
+        <w:t>CohortTimelineEpisodeAnalyzer.enrich_with_episode_coverage()</w:t>
+      </w:r>
+      <w:r>
+        <w:t xml:space="preserve"> enriches the timeline with seven </w:t>
+      </w:r>
+      <w:r>
+        <w:rPr>
+          <w:rFonts w:ascii="Courier New" w:eastAsia="Courier New" w:hAnsi="Courier New" w:cs="Courier New"/>
+          <w:sz w:val="18"/>
+          <w:szCs w:val="18"/>
+        </w:rPr>
+        <w:t>evt_comp_*</w:t>
+      </w:r>
+      <w:r>
+        <w:t xml:space="preserve"> columns per member. These columns travel with the object and are available for every downstream step without recomputing. A sample of the enriched data:</w:t>
+      </w:r>
+    </w:p>
+    <w:p/>
+    <w:p>
+      <w:r>
+        <w:t xml:space="preserve">  patient_id  obs_start   obs_end     evt_medicaid_coverage_starts   evt_comp_..._active_days</w:t>
+      </w:r>
+    </w:p>
+    <w:p>
+      <w:r>
+        <w:t xml:space="preserve">  P0001       2022-01-01  2022-12-31  2022-01-01 | 2022-06-15        311</w:t>
+      </w:r>
+    </w:p>
+    <w:p>
+      <w:r>
+        <w:t xml:space="preserve">  P0002       2022-01-01  2022-12-31  2022-03-10                     296</w:t>
+      </w:r>
+    </w:p>
+    <w:p>
+      <w:r>
+        <w:t xml:space="preserve">  P0003       2022-01-01  2022-12-31  NaN                              0</w:t>
+      </w:r>
+    </w:p>
+    <w:p/>
+    <w:p>
+      <w:r>
+        <w:t xml:space="preserve">P0001 had two coverage periods (pipe-delimited); P0002 had one; P0003 had none. </w:t>
+      </w:r>
+      <w:r>
+        <w:rPr>
+          <w:rFonts w:ascii="Courier New" w:eastAsia="Courier New" w:hAnsi="Courier New" w:cs="Courier New"/>
+          <w:sz w:val="18"/>
+          <w:szCs w:val="18"/>
+        </w:rPr>
+        <w:t>get_summary()</w:t>
+      </w:r>
+      <w:r>
+        <w:t xml:space="preserve"> produces an </w:t>
+      </w:r>
+      <w:r>
+        <w:rPr>
+          <w:rFonts w:ascii="Courier New" w:eastAsia="Courier New" w:hAnsi="Courier New" w:cs="Courier New"/>
+          <w:sz w:val="18"/>
+          <w:szCs w:val="18"/>
+        </w:rPr>
+        <w:t>EpisodeCoverageSummary</w:t>
+      </w:r>
+      <w:r>
+        <w:t xml:space="preserve"> with three tiers and validated denominators. Switching to the age window changes one constructor call. The age-window summary tells a different story: 13.6% of members had no coverage during ages 18–25, only 3.5% were continuously covered for the full seven years, and nearly a third had gaps.</w:t>
+      </w:r>
+    </w:p>
+    <w:p>
+      <w:r>
+        <w:t>This vignette demonstrates t</w:t>
+      </w:r>
+      <w:r>
+        <w:t xml:space="preserve">he </w:t>
+      </w:r>
+      <w:r>
+        <w:t xml:space="preserve">value of treating the </w:t>
+      </w:r>
+      <w:r>
+        <w:t xml:space="preserve">observation period </w:t>
+      </w:r>
+      <w:r>
+        <w:t>as</w:t>
+      </w:r>
+      <w:r>
+        <w:t xml:space="preserve"> a first-class object</w:t>
+      </w:r>
+      <w:r>
+        <w:t xml:space="preserve"> rather than a </w:t>
+      </w:r>
+      <w:r>
+        <w:t xml:space="preserve">date filter buried in </w:t>
+      </w:r>
+      <w:r>
+        <w:t>the</w:t>
+      </w:r>
+      <w:r>
+        <w:t xml:space="preserve"> script. </w:t>
+      </w:r>
+      <w:proofErr w:type="spellStart"/>
+      <w:r>
+        <w:rPr>
+          <w:rFonts w:ascii="Courier New" w:eastAsia="Courier New" w:hAnsi="Courier New" w:cs="Courier New"/>
+          <w:sz w:val="18"/>
+          <w:szCs w:val="18"/>
+        </w:rPr>
+        <w:t>CohortTimeline.build_from_</w:t>
+      </w:r>
+      <w:proofErr w:type="gramStart"/>
+      <w:r>
+        <w:rPr>
+          <w:rFonts w:ascii="Courier New" w:eastAsia="Courier New" w:hAnsi="Courier New" w:cs="Courier New"/>
+          <w:sz w:val="18"/>
+          <w:szCs w:val="18"/>
+        </w:rPr>
+        <w:t>components</w:t>
+      </w:r>
+      <w:proofErr w:type="spellEnd"/>
+      <w:r>
+        <w:rPr>
+          <w:rFonts w:ascii="Courier New" w:eastAsia="Courier New" w:hAnsi="Courier New" w:cs="Courier New"/>
+          <w:sz w:val="18"/>
+          <w:szCs w:val="18"/>
+        </w:rPr>
+        <w:t>(</w:t>
+      </w:r>
+      <w:proofErr w:type="gramEnd"/>
+      <w:r>
+        <w:rPr>
+          <w:rFonts w:ascii="Courier New" w:eastAsia="Courier New" w:hAnsi="Courier New" w:cs="Courier New"/>
+          <w:sz w:val="18"/>
+          <w:szCs w:val="18"/>
+        </w:rPr>
+        <w:t>)</w:t>
+      </w:r>
+      <w:r>
+        <w:t xml:space="preserve"> </w:t>
+      </w:r>
+      <w:proofErr w:type="gramStart"/>
+      <w:r>
+        <w:t>acts</w:t>
+      </w:r>
+      <w:proofErr w:type="gramEnd"/>
+      <w:r>
+        <w:t xml:space="preserve"> a pure </w:t>
+      </w:r>
+      <w:r>
+        <w:t>assembler</w:t>
+      </w:r>
+      <w:r>
+        <w:t>: a</w:t>
+      </w:r>
+      <w:r>
+        <w:t xml:space="preserve">ny valid </w:t>
+      </w:r>
+      <w:proofErr w:type="spellStart"/>
+      <w:r>
+        <w:rPr>
+          <w:rFonts w:ascii="Courier New" w:eastAsia="Courier New" w:hAnsi="Courier New" w:cs="Courier New"/>
+          <w:sz w:val="18"/>
+          <w:szCs w:val="18"/>
+        </w:rPr>
+        <w:t>ObsPeriodPerEntity</w:t>
+      </w:r>
+      <w:proofErr w:type="spellEnd"/>
+      <w:r>
+        <w:t xml:space="preserve"> and </w:t>
+      </w:r>
       <w:r>
         <w:rPr>
           <w:rFonts w:ascii="Courier New" w:eastAsia="Courier New" w:hAnsi="Courier New" w:cs="Courier New"/>
@@ -2512,279 +3053,10 @@
         <w:t>Episodes</w:t>
       </w:r>
       <w:r>
-        <w:t xml:space="preserve"> data rarely aligns neatly with the period you are studying. This goes beyond simply filtering to a date range. The time before the first episode, between episodes, and after the last episode is scientifically meaningful — a member with no insurance coverage in the first quarter of their observation window is a different scientific situation from one who was covered from day one. </w:t>
-      </w:r>
-    </w:p>
-    <w:p>
-      <w:r>
-        <w:t>Per-entity windows make this harder still. When the observation window is each member's 18th to 25th birthday, every member has a different start and end date. Members who turned 25 before the study data begins have zero-length windows — they must not be silently dropped. A script applies a date filter somewhere in the middle of the pipeline. It has no object. It has no name. It cannot be inspected or reused.</w:t>
-      </w:r>
-    </w:p>
-    <w:p>
-      <w:r>
-        <w:rPr>
-          <w:rFonts w:ascii="Courier New" w:eastAsia="Courier New" w:hAnsi="Courier New" w:cs="Courier New"/>
-          <w:sz w:val="18"/>
-          <w:szCs w:val="18"/>
-        </w:rPr>
-        <w:t>ObsPeriodPerEntity</w:t>
-      </w:r>
-      <w:r>
-        <w:t xml:space="preserve"> is a first-class object with a </w:t>
-      </w:r>
-      <w:r>
-        <w:rPr>
-          <w:rFonts w:ascii="Courier New" w:eastAsia="Courier New" w:hAnsi="Courier New" w:cs="Courier New"/>
-          <w:sz w:val="18"/>
-          <w:szCs w:val="18"/>
-        </w:rPr>
-        <w:t>construction_path</w:t>
-      </w:r>
-      <w:r>
-        <w:t xml:space="preserve"> attribute recording exactly how it was built. Two paths are demonstrated — </w:t>
-      </w:r>
-      <w:r>
-        <w:rPr>
-          <w:rFonts w:ascii="Courier New" w:eastAsia="Courier New" w:hAnsi="Courier New" w:cs="Courier New"/>
-          <w:sz w:val="18"/>
-          <w:szCs w:val="18"/>
-        </w:rPr>
-        <w:t>construct_from_calendar()</w:t>
-      </w:r>
-      <w:r>
-        <w:t xml:space="preserve"> gives every member the same 2022 window; </w:t>
-      </w:r>
-      <w:r>
-        <w:rPr>
-          <w:rFonts w:ascii="Courier New" w:eastAsia="Courier New" w:hAnsi="Courier New" w:cs="Courier New"/>
-          <w:sz w:val="18"/>
-          <w:szCs w:val="18"/>
-        </w:rPr>
-        <w:t>construct_from_age_window()</w:t>
-      </w:r>
-      <w:r>
-        <w:t xml:space="preserve"> gives each member a personal 18–25 window from their date of birth. The rest of the pipeline is identical for both.</w:t>
-      </w:r>
-    </w:p>
-    <w:p>
-      <w:r>
-        <w:rPr>
-          <w:rFonts w:ascii="Courier New" w:eastAsia="Courier New" w:hAnsi="Courier New" w:cs="Courier New"/>
-          <w:sz w:val="18"/>
-          <w:szCs w:val="18"/>
-        </w:rPr>
-        <w:t>EpisodesFilter(episodes).to_obs_period(obs, clip=True)</w:t>
-      </w:r>
-      <w:r>
-        <w:t xml:space="preserve"> clips coverage periods to each member’s window. </w:t>
-      </w:r>
-      <w:r>
-        <w:rPr>
-          <w:rFonts w:ascii="Courier New" w:eastAsia="Courier New" w:hAnsi="Courier New" w:cs="Courier New"/>
-          <w:sz w:val="18"/>
-          <w:szCs w:val="18"/>
-        </w:rPr>
-        <w:t>CohortTimeline.build_from_components()</w:t>
-      </w:r>
-      <w:r>
-        <w:t xml:space="preserve"> assembles the filtered episodes and observation period into one per-entity table — the first </w:t>
-      </w:r>
-      <w:r>
-        <w:rPr>
-          <w:rFonts w:ascii="Courier New" w:eastAsia="Courier New" w:hAnsi="Courier New" w:cs="Courier New"/>
-          <w:sz w:val="18"/>
-          <w:szCs w:val="18"/>
-        </w:rPr>
-        <w:t>CohortTimeline</w:t>
-      </w:r>
-      <w:r>
-        <w:t xml:space="preserve"> in the vignette series:</w:t>
+        <w:t xml:space="preserve"> object snap together cleanly, because they have earned their structural guarantees upstream.</w:t>
       </w:r>
     </w:p>
     <w:p/>
-    <w:p>
-      <w:r>
-        <w:rPr>
-          <w:rFonts w:ascii="Courier New" w:eastAsia="Courier New" w:hAnsi="Courier New" w:cs="Courier New"/>
-          <w:sz w:val="18"/>
-          <w:szCs w:val="18"/>
-        </w:rPr>
-        <w:t>CohortTimeline</w:t>
-      </w:r>
-      <w:r>
-        <w:t>(</w:t>
-      </w:r>
-    </w:p>
-    <w:p>
-      <w:r>
-        <w:t xml:space="preserve">  entities                      : 495</w:t>
-      </w:r>
-    </w:p>
-    <w:p>
-      <w:r>
-        <w:t xml:space="preserve">  entity_col                    : 'patient_id'</w:t>
-      </w:r>
-    </w:p>
-    <w:p>
-      <w:r>
-        <w:t xml:space="preserve">  has_obs_period                : True</w:t>
-      </w:r>
-    </w:p>
-    <w:p>
-      <w:r>
-        <w:t xml:space="preserve">  episode_identities              : ['medicaid_coverage']</w:t>
-      </w:r>
-    </w:p>
-    <w:p>
-      <w:r>
-        <w:t xml:space="preserve">  episode_descriptor_cols         : {}</w:t>
-      </w:r>
-    </w:p>
-    <w:p>
-      <w:r>
-        <w:t xml:space="preserve">  computed_episode_identities     : []</w:t>
-      </w:r>
-    </w:p>
-    <w:p>
-      <w:r>
-        <w:t xml:space="preserve">  event_identities         : []</w:t>
-      </w:r>
-    </w:p>
-    <w:p>
-      <w:r>
-        <w:t xml:space="preserve">  event_descriptor_cols    : {}</w:t>
-      </w:r>
-    </w:p>
-    <w:p>
-      <w:r>
-        <w:t xml:space="preserve">  computed_event_identities: []</w:t>
-      </w:r>
-    </w:p>
-    <w:p>
-      <w:r>
-        <w:t>)</w:t>
-      </w:r>
-    </w:p>
-    <w:p/>
-    <w:p>
-      <w:r>
-        <w:rPr>
-          <w:rFonts w:ascii="Courier New" w:eastAsia="Courier New" w:hAnsi="Courier New" w:cs="Courier New"/>
-          <w:sz w:val="18"/>
-          <w:szCs w:val="18"/>
-        </w:rPr>
-        <w:t>CohortTimelineEpisodeAnalyzer.enrich_with_episode_coverage()</w:t>
-      </w:r>
-      <w:r>
-        <w:t xml:space="preserve"> enriches the timeline with seven </w:t>
-      </w:r>
-      <w:r>
-        <w:rPr>
-          <w:rFonts w:ascii="Courier New" w:eastAsia="Courier New" w:hAnsi="Courier New" w:cs="Courier New"/>
-          <w:sz w:val="18"/>
-          <w:szCs w:val="18"/>
-        </w:rPr>
-        <w:t>evt_comp_*</w:t>
-      </w:r>
-      <w:r>
-        <w:t xml:space="preserve"> columns per member. These columns travel with the object and are available for every downstream step without recomputing. A sample of the enriched data:</w:t>
-      </w:r>
-    </w:p>
-    <w:p/>
-    <w:p>
-      <w:r>
-        <w:t xml:space="preserve">  patient_id  obs_start   obs_end     evt_medicaid_coverage_starts   evt_comp_..._active_days</w:t>
-      </w:r>
-    </w:p>
-    <w:p>
-      <w:r>
-        <w:lastRenderedPageBreak/>
-        <w:t xml:space="preserve">  P0001       2022-01-01  2022-12-31  2022-01-01 | 2022-06-15        311</w:t>
-      </w:r>
-    </w:p>
-    <w:p>
-      <w:r>
-        <w:t xml:space="preserve">  P0002       2022-01-01  2022-12-31  2022-03-10                     296</w:t>
-      </w:r>
-    </w:p>
-    <w:p>
-      <w:r>
-        <w:t xml:space="preserve">  P0003       2022-01-01  2022-12-31  NaN                              0</w:t>
-      </w:r>
-    </w:p>
-    <w:p/>
-    <w:p>
-      <w:r>
-        <w:t xml:space="preserve">P0001 had two coverage periods (pipe-delimited); P0002 had one; P0003 had none. </w:t>
-      </w:r>
-      <w:r>
-        <w:rPr>
-          <w:rFonts w:ascii="Courier New" w:eastAsia="Courier New" w:hAnsi="Courier New" w:cs="Courier New"/>
-          <w:sz w:val="18"/>
-          <w:szCs w:val="18"/>
-        </w:rPr>
-        <w:t>get_summary()</w:t>
-      </w:r>
-      <w:r>
-        <w:t xml:space="preserve"> produces an </w:t>
-      </w:r>
-      <w:r>
-        <w:rPr>
-          <w:rFonts w:ascii="Courier New" w:eastAsia="Courier New" w:hAnsi="Courier New" w:cs="Courier New"/>
-          <w:sz w:val="18"/>
-          <w:szCs w:val="18"/>
-        </w:rPr>
-        <w:t>EpisodeCoverageSummary</w:t>
-      </w:r>
-      <w:r>
-        <w:t xml:space="preserve"> with three tiers and validated denominators. Switching to the age window changes one constructor call. The age-window summary tells a different story: 13.6% of members had no coverage during ages 18–25, only 3.5% were continuously covered for the full seven years, and nearly a third had gaps.</w:t>
-      </w:r>
-    </w:p>
-    <w:p>
-      <w:r>
-        <w:rPr>
-          <w:b/>
-          <w:bCs/>
-        </w:rPr>
-        <w:t xml:space="preserve">Architectural point: </w:t>
-      </w:r>
-      <w:r>
-        <w:t xml:space="preserve">The observation period is a first-class object — not a date filter buried in a script. Multiple construction paths, same downstream pipeline. </w:t>
-      </w:r>
-      <w:r>
-        <w:rPr>
-          <w:rFonts w:ascii="Courier New" w:eastAsia="Courier New" w:hAnsi="Courier New" w:cs="Courier New"/>
-          <w:sz w:val="18"/>
-          <w:szCs w:val="18"/>
-        </w:rPr>
-        <w:t>CohortTimeline.build_from_components()</w:t>
-      </w:r>
-      <w:r>
-        <w:t xml:space="preserve"> is a dumb assembler — it performs no analysis, makes no decisions, and imposes no constraints beyond what the objects already guarantee. Any valid </w:t>
-      </w:r>
-      <w:r>
-        <w:rPr>
-          <w:rFonts w:ascii="Courier New" w:eastAsia="Courier New" w:hAnsi="Courier New" w:cs="Courier New"/>
-          <w:sz w:val="18"/>
-          <w:szCs w:val="18"/>
-        </w:rPr>
-        <w:t>ObsPeriodPerEntity</w:t>
-      </w:r>
-      <w:r>
-        <w:t xml:space="preserve"> and </w:t>
-      </w:r>
-      <w:r>
-        <w:rPr>
-          <w:rFonts w:ascii="Courier New" w:eastAsia="Courier New" w:hAnsi="Courier New" w:cs="Courier New"/>
-          <w:sz w:val="18"/>
-          <w:szCs w:val="18"/>
-        </w:rPr>
-        <w:t>Episodes</w:t>
-      </w:r>
-      <w:r>
-        <w:t xml:space="preserve"> object snap together cleanly, because they have already earned their structural guarantees upstream.</w:t>
-      </w:r>
-    </w:p>
     <w:p>
       <w:pPr>
         <w:pStyle w:val="Heading2"/>
@@ -2799,7 +3071,14 @@
           <w:b/>
           <w:bCs/>
         </w:rPr>
-        <w:t xml:space="preserve">Scientific question: </w:t>
+        <w:t>Scenario</w:t>
+      </w:r>
+      <w:r>
+        <w:rPr>
+          <w:b/>
+          <w:bCs/>
+        </w:rPr>
+        <w:t xml:space="preserve">: </w:t>
       </w:r>
       <w:r>
         <w:t>What do individual Medicaid coverage patterns look like across the 18–25 age window?</w:t>
@@ -2834,7 +3113,29 @@
         <w:t>ct.sample_subset(n=50, random_seed=42)</w:t>
       </w:r>
       <w:r>
-        <w:t xml:space="preserve"> draws a reproducible 50-member sample — a display decision, not an analytical decision, explicitly separated from the analysis that used all 500 members. Every visual choice lives in a versioned YAML. Using </w:t>
+        <w:t xml:space="preserve"> draws a reproducible 50-member sample — a display decision, not an analytical decision, explicitly separated from the analysis that used all 500 members. Every visual choice </w:t>
+      </w:r>
+      <w:proofErr w:type="gramStart"/>
+      <w:r>
+        <w:t>lives</w:t>
+      </w:r>
+      <w:proofErr w:type="gramEnd"/>
+      <w:r>
+        <w:t xml:space="preserve"> in a </w:t>
+      </w:r>
+      <w:proofErr w:type="gramStart"/>
+      <w:r>
+        <w:t>versioned</w:t>
+      </w:r>
+      <w:proofErr w:type="gramEnd"/>
+      <w:r>
+        <w:t xml:space="preserve"> YAML. </w:t>
+      </w:r>
+      <w:r>
+        <w:t>Passing</w:t>
+      </w:r>
+      <w:r>
+        <w:t xml:space="preserve"> </w:t>
       </w:r>
       <w:r>
         <w:rPr>
@@ -2845,7 +3146,13 @@
         <w:t>mode: calendar</w:t>
       </w:r>
       <w:r>
-        <w:t xml:space="preserve"> instead of </w:t>
+        <w:t xml:space="preserve"> instead of</w:t>
+      </w:r>
+      <w:r>
+        <w:t xml:space="preserve"> passing</w:t>
+      </w:r>
+      <w:r>
+        <w:t xml:space="preserve"> </w:t>
       </w:r>
       <w:r>
         <w:rPr>
@@ -2856,7 +3163,16 @@
         <w:t>mode: auto</w:t>
       </w:r>
       <w:r>
-        <w:t xml:space="preserve"> raised immediately with the exact count of differing entities and the two valid alternatives. Figure 3 shows the result — continuous members as solid blue bars, gapped members as blue broken by orange, partially covered members as short bars, and uncovered members as near-white.</w:t>
+        <w:t xml:space="preserve"> raised immediately</w:t>
+      </w:r>
+      <w:r>
+        <w:t>, reporting</w:t>
+      </w:r>
+      <w:r>
+        <w:t xml:space="preserve"> the exact count of entities </w:t>
+      </w:r>
+      <w:r>
+        <w:t xml:space="preserve">with differing observation periods. </w:t>
       </w:r>
     </w:p>
     <w:p/>
@@ -2914,15 +3230,9 @@
     <w:p/>
     <w:p>
       <w:r>
-        <w:rPr>
-          <w:b/>
-          <w:bCs/>
-        </w:rPr>
-        <w:t xml:space="preserve">Architectural point: </w:t>
-      </w:r>
-      <w:r>
-        <w:t xml:space="preserve">The </w:t>
-      </w:r>
+        <w:t xml:space="preserve">This vignette demonstrates how an intermediate object, </w:t>
+      </w:r>
+      <w:proofErr w:type="spellStart"/>
       <w:r>
         <w:rPr>
           <w:rFonts w:ascii="Courier New" w:eastAsia="Courier New" w:hAnsi="Courier New" w:cs="Courier New"/>
@@ -2931,8 +3241,18 @@
         </w:rPr>
         <w:t>CohortTimeline</w:t>
       </w:r>
-      <w:r>
-        <w:t xml:space="preserve"> is the contract between analysis and visualization. The plotter does not know how the observation periods were constructed, how the episodes were cleaned, or which entities were filtered — it receives a validated object and trusts it. The same plotter that draws calendar-year coverage draws age-window coverage with one config change and zero code changes. All visual decisions live in a versioned config file.</w:t>
+      <w:proofErr w:type="spellEnd"/>
+      <w:r>
+        <w:t>, serves as</w:t>
+      </w:r>
+      <w:r>
+        <w:t xml:space="preserve"> the contract between analysis and visualization. The plotter does not know how the observation periods were constructed, how the episodes were cleaned, or which entities were filtered</w:t>
+      </w:r>
+      <w:r>
+        <w:t xml:space="preserve">; </w:t>
+      </w:r>
+      <w:r>
+        <w:t>it receives a validated object and trusts it. The same plotter that draws calendar-year coverage draws age-window coverage with one config change and zero code changes. All visual decisions live in a versioned config file.</w:t>
       </w:r>
     </w:p>
     <w:p>
@@ -2949,197 +3269,212 @@
           <w:b/>
           <w:bCs/>
         </w:rPr>
-        <w:t xml:space="preserve">Scientific question: </w:t>
-      </w:r>
-      <w:r>
-        <w:t>How many ED visits did members have during their coverage period, and how does that change when restricted to the ages 18–21 transition window?</w:t>
-      </w:r>
-    </w:p>
-    <w:p>
-      <w:r>
-        <w:t>This is the first chapter where two data types appear in the same pipeline — episodes (coverage periods) and events (ED visits). Before that assembly can happen, the events need the same cleaning guarantees as episodes: null identifiers, unparseable dates, and duplicates handled explicitly. But events have one additional problem: same-date same-hospital records with different diagnoses or blood pressure readings are not duplicates — they are the same visit recorded twice. The consolidation rule belongs in a config file, not a groupby lambda.</w:t>
-      </w:r>
-    </w:p>
-    <w:p>
-      <w:r>
-        <w:rPr>
-          <w:rFonts w:ascii="Courier New" w:eastAsia="Courier New" w:hAnsi="Courier New" w:cs="Courier New"/>
-          <w:sz w:val="18"/>
-          <w:szCs w:val="18"/>
-        </w:rPr>
-        <w:t>EventSemantics</w:t>
-      </w:r>
-      <w:r>
-        <w:t xml:space="preserve"> declares </w:t>
-      </w:r>
-      <w:r>
-        <w:rPr>
-          <w:rFonts w:ascii="Courier New" w:eastAsia="Courier New" w:hAnsi="Courier New" w:cs="Courier New"/>
-          <w:sz w:val="18"/>
-          <w:szCs w:val="18"/>
-        </w:rPr>
-        <w:t>also_defined_by = ["hospital_id"]</w:t>
-      </w:r>
-      <w:r>
-        <w:t xml:space="preserve"> — two visits on the same date at different hospitals are different events. The cleaner config declares consolidation rules: </w:t>
-      </w:r>
-      <w:r>
-        <w:rPr>
-          <w:rFonts w:ascii="Courier New" w:eastAsia="Courier New" w:hAnsi="Courier New" w:cs="Courier New"/>
-          <w:sz w:val="18"/>
-          <w:szCs w:val="18"/>
-        </w:rPr>
-        <w:t>icd10_condition: unique</w:t>
-      </w:r>
-      <w:r>
-        <w:t xml:space="preserve"> (collect all diagnoses) and </w:t>
-      </w:r>
-      <w:r>
-        <w:rPr>
-          <w:rFonts w:ascii="Courier New" w:eastAsia="Courier New" w:hAnsi="Courier New" w:cs="Courier New"/>
-          <w:sz w:val="18"/>
-          <w:szCs w:val="18"/>
-        </w:rPr>
-        <w:t>systolic_bp: median</w:t>
-      </w:r>
-      <w:r>
-        <w:t xml:space="preserve"> (take the median reading).</w:t>
-      </w:r>
-    </w:p>
-    <w:p/>
-    <w:p>
-      <w:r>
-        <w:t>Cleaning report — events</w:t>
-      </w:r>
-    </w:p>
-    <w:p>
-      <w:r>
-        <w:lastRenderedPageBreak/>
-        <w:t>────────────────────────────────────────────────────────</w:t>
-      </w:r>
-    </w:p>
-    <w:p>
-      <w:r>
-        <w:t>Total input rows:                                5,442</w:t>
-      </w:r>
-    </w:p>
-    <w:p>
-      <w:r>
-        <w:t>────────────────────────────────────────────────────────</w:t>
-      </w:r>
-    </w:p>
-    <w:p>
-      <w:r>
-        <w:t xml:space="preserve">  Rejected:</w:t>
-      </w:r>
-    </w:p>
-    <w:p>
-      <w:r>
-        <w:t xml:space="preserve">    duplicate_row:                               3,195  (58.7%)</w:t>
-      </w:r>
-    </w:p>
-    <w:p>
-      <w:r>
-        <w:t xml:space="preserve">    null_date:                                     107   (2.0%)</w:t>
-      </w:r>
-    </w:p>
-    <w:p>
-      <w:r>
-        <w:t xml:space="preserve">    null_entity_id:                                 54   (1.0%)</w:t>
-      </w:r>
-    </w:p>
-    <w:p>
-      <w:r>
-        <w:t>────────────────────────────────────────────────────────</w:t>
-      </w:r>
-    </w:p>
-    <w:p>
-      <w:r>
-        <w:t>Total rejected:                                3,356  (61.7%)</w:t>
-      </w:r>
-    </w:p>
-    <w:p>
-      <w:r>
-        <w:t>Clean rows:                                    2,060  (37.9%)</w:t>
-      </w:r>
-    </w:p>
-    <w:p/>
-    <w:p>
-      <w:r>
-        <w:rPr>
-          <w:rFonts w:ascii="Courier New" w:eastAsia="Courier New" w:hAnsi="Courier New" w:cs="Courier New"/>
-          <w:sz w:val="18"/>
-          <w:szCs w:val="18"/>
-        </w:rPr>
-        <w:t>CohortTimeline.build_from_components()</w:t>
-      </w:r>
-      <w:r>
-        <w:t xml:space="preserve"> now accepts both data types. </w:t>
-      </w:r>
-      <w:r>
-        <w:rPr>
-          <w:rFonts w:ascii="Courier New" w:eastAsia="Courier New" w:hAnsi="Courier New" w:cs="Courier New"/>
-          <w:sz w:val="18"/>
-          <w:szCs w:val="18"/>
-        </w:rPr>
-        <w:t>episode_identities</w:t>
-      </w:r>
-      <w:r>
-        <w:t xml:space="preserve"> and </w:t>
-      </w:r>
-      <w:r>
-        <w:rPr>
-          <w:rFonts w:ascii="Courier New" w:eastAsia="Courier New" w:hAnsi="Courier New" w:cs="Courier New"/>
-          <w:sz w:val="18"/>
-          <w:szCs w:val="18"/>
-        </w:rPr>
-        <w:t>event_identities</w:t>
-      </w:r>
-      <w:r>
-        <w:t xml:space="preserve"> are tracked separately — the timeline knows what it holds. </w:t>
-      </w:r>
-      <w:r>
-        <w:rPr>
-          <w:rFonts w:ascii="Courier New" w:eastAsia="Courier New" w:hAnsi="Courier New" w:cs="Courier New"/>
-          <w:sz w:val="18"/>
-          <w:szCs w:val="18"/>
-        </w:rPr>
-        <w:t>CohortTimelineEventAnalyzer.compute_volume()</w:t>
-      </w:r>
-      <w:r>
-        <w:t xml:space="preserve"> produces a validated result: 339 members (68.5%) with any ED visit, 199 (40.2%) with multiple. Switching to the 18–21 age window changes one constructor call: 337 (67.4%) with any visit, 243 (48.6%) with multiple — nearly half had repeat ED visits during the transition to young adulthood. The pipeline is identical. The denominators are validated at construction.</w:t>
-      </w:r>
-    </w:p>
-    <w:p>
+        <w:t>Sc</w:t>
+      </w:r>
       <w:r>
         <w:rPr>
           <w:b/>
           <w:bCs/>
         </w:rPr>
-        <w:t xml:space="preserve">Architectural point: </w:t>
-      </w:r>
-      <w:r>
-        <w:rPr>
-          <w:rFonts w:ascii="Courier New" w:eastAsia="Courier New" w:hAnsi="Courier New" w:cs="Courier New"/>
-          <w:sz w:val="18"/>
-          <w:szCs w:val="18"/>
-        </w:rPr>
-        <w:t>EventsCleaner</w:t>
-      </w:r>
-      <w:r>
-        <w:t xml:space="preserve"> provides the same guarantees as </w:t>
-      </w:r>
-      <w:r>
-        <w:rPr>
-          <w:rFonts w:ascii="Courier New" w:eastAsia="Courier New" w:hAnsi="Courier New" w:cs="Courier New"/>
-          <w:sz w:val="18"/>
-          <w:szCs w:val="18"/>
-        </w:rPr>
-        <w:t>EpisodesCleaner</w:t>
-      </w:r>
-      <w:r>
-        <w:t xml:space="preserve"> — same design, different data type. </w:t>
-      </w:r>
+        <w:t>enario</w:t>
+      </w:r>
+      <w:r>
+        <w:rPr>
+          <w:b/>
+          <w:bCs/>
+        </w:rPr>
+        <w:t xml:space="preserve">: </w:t>
+      </w:r>
+      <w:r>
+        <w:t>How many ED visits did members have during their coverage period, and how does that change when restricted to the ages 18–21 transition window?</w:t>
+      </w:r>
+    </w:p>
+    <w:p>
+      <w:r>
+        <w:t>This is the first chapter where two data types appear in the same pipeline — episodes (coverage periods) and events (ED visits). Before that assembly can happen, the events need the same cleaning guarantees as episodes: null identifiers, unparseable dates, and duplicates handled explicitly. But events have one additional problem: same-date same-hospital records with different diagnoses or blood pressure readings are not duplicates — they are the same visit recorded twice. The consolidation rule belongs in a config file, not a groupby lambda.</w:t>
+      </w:r>
+    </w:p>
+    <w:p>
+      <w:r>
+        <w:rPr>
+          <w:rFonts w:ascii="Courier New" w:eastAsia="Courier New" w:hAnsi="Courier New" w:cs="Courier New"/>
+          <w:sz w:val="18"/>
+          <w:szCs w:val="18"/>
+        </w:rPr>
+        <w:t>EventSemantics</w:t>
+      </w:r>
+      <w:r>
+        <w:t xml:space="preserve"> declares </w:t>
+      </w:r>
+      <w:r>
+        <w:rPr>
+          <w:rFonts w:ascii="Courier New" w:eastAsia="Courier New" w:hAnsi="Courier New" w:cs="Courier New"/>
+          <w:sz w:val="18"/>
+          <w:szCs w:val="18"/>
+        </w:rPr>
+        <w:t>also_defined_by = ["hospital_id"]</w:t>
+      </w:r>
+      <w:r>
+        <w:t xml:space="preserve"> — two visits on the same date at different hospitals are different events. The cleaner config declares consolidation rules: </w:t>
+      </w:r>
+      <w:r>
+        <w:rPr>
+          <w:rFonts w:ascii="Courier New" w:eastAsia="Courier New" w:hAnsi="Courier New" w:cs="Courier New"/>
+          <w:sz w:val="18"/>
+          <w:szCs w:val="18"/>
+        </w:rPr>
+        <w:t>icd10_condition: unique</w:t>
+      </w:r>
+      <w:r>
+        <w:t xml:space="preserve"> (collect all diagnoses) and </w:t>
+      </w:r>
+      <w:r>
+        <w:rPr>
+          <w:rFonts w:ascii="Courier New" w:eastAsia="Courier New" w:hAnsi="Courier New" w:cs="Courier New"/>
+          <w:sz w:val="18"/>
+          <w:szCs w:val="18"/>
+        </w:rPr>
+        <w:t>systolic_bp: median</w:t>
+      </w:r>
+      <w:r>
+        <w:t xml:space="preserve"> (take the median reading).</w:t>
+      </w:r>
+    </w:p>
+    <w:p/>
+    <w:p>
+      <w:r>
+        <w:lastRenderedPageBreak/>
+        <w:t>Cleaning report</w:t>
+      </w:r>
+      <w:r>
+        <w:t xml:space="preserve">: </w:t>
+      </w:r>
+      <w:r>
+        <w:t>events</w:t>
+      </w:r>
+    </w:p>
+    <w:p>
+      <w:r>
+        <w:t>────────────────────────────────────────────────────────</w:t>
+      </w:r>
+    </w:p>
+    <w:p>
+      <w:r>
+        <w:t>Total input rows:                                5,442</w:t>
+      </w:r>
+    </w:p>
+    <w:p>
+      <w:r>
+        <w:t>────────────────────────────────────────────────────────</w:t>
+      </w:r>
+    </w:p>
+    <w:p>
+      <w:r>
+        <w:t xml:space="preserve">  Rejected:</w:t>
+      </w:r>
+    </w:p>
+    <w:p>
+      <w:r>
+        <w:t xml:space="preserve">    duplicate_row:                               3,195  (58.7%)</w:t>
+      </w:r>
+    </w:p>
+    <w:p>
+      <w:r>
+        <w:t xml:space="preserve">    null_date:                                     107   (2.0%)</w:t>
+      </w:r>
+    </w:p>
+    <w:p>
+      <w:r>
+        <w:t xml:space="preserve">    null_entity_id:                                 54   (1.0%)</w:t>
+      </w:r>
+    </w:p>
+    <w:p>
+      <w:r>
+        <w:t>────────────────────────────────────────────────────────</w:t>
+      </w:r>
+    </w:p>
+    <w:p>
+      <w:r>
+        <w:t>Total rejected:                                3,356  (61.7%)</w:t>
+      </w:r>
+    </w:p>
+    <w:p>
+      <w:r>
+        <w:t>Clean rows:                                    2,060  (37.9%)</w:t>
+      </w:r>
+    </w:p>
+    <w:p/>
+    <w:p>
+      <w:r>
+        <w:rPr>
+          <w:rFonts w:ascii="Courier New" w:eastAsia="Courier New" w:hAnsi="Courier New" w:cs="Courier New"/>
+          <w:sz w:val="18"/>
+          <w:szCs w:val="18"/>
+        </w:rPr>
+        <w:t>CohortTimeline.build_from_components()</w:t>
+      </w:r>
+      <w:r>
+        <w:t xml:space="preserve"> now accepts both data types. </w:t>
+      </w:r>
+      <w:r>
+        <w:rPr>
+          <w:rFonts w:ascii="Courier New" w:eastAsia="Courier New" w:hAnsi="Courier New" w:cs="Courier New"/>
+          <w:sz w:val="18"/>
+          <w:szCs w:val="18"/>
+        </w:rPr>
+        <w:t>episode_identities</w:t>
+      </w:r>
+      <w:r>
+        <w:t xml:space="preserve"> and </w:t>
+      </w:r>
+      <w:r>
+        <w:rPr>
+          <w:rFonts w:ascii="Courier New" w:eastAsia="Courier New" w:hAnsi="Courier New" w:cs="Courier New"/>
+          <w:sz w:val="18"/>
+          <w:szCs w:val="18"/>
+        </w:rPr>
+        <w:t>event_identities</w:t>
+      </w:r>
+      <w:r>
+        <w:t xml:space="preserve"> are tracked separately — the timeline knows what it holds. </w:t>
+      </w:r>
+      <w:r>
+        <w:rPr>
+          <w:rFonts w:ascii="Courier New" w:eastAsia="Courier New" w:hAnsi="Courier New" w:cs="Courier New"/>
+          <w:sz w:val="18"/>
+          <w:szCs w:val="18"/>
+        </w:rPr>
+        <w:t>CohortTimelineEventAnalyzer.compute_volume()</w:t>
+      </w:r>
+      <w:r>
+        <w:t xml:space="preserve"> produces a validated result: 339 members (68.5%) with any ED visit, 199 (40.2%) with multiple. Switching to the 18–21 age window changes one constructor call: 337 (67.4%) with any visit, 243 (48.6%) with multiple</w:t>
+      </w:r>
+      <w:r>
+        <w:t xml:space="preserve">. </w:t>
+      </w:r>
+    </w:p>
+    <w:p>
+      <w:r>
+        <w:t>This vignette demonstrates that</w:t>
+      </w:r>
+      <w:r>
+        <w:t xml:space="preserve"> cleaning events </w:t>
+      </w:r>
+      <w:proofErr w:type="gramStart"/>
+      <w:r>
+        <w:t>provide</w:t>
+      </w:r>
+      <w:r>
+        <w:t>s</w:t>
+      </w:r>
+      <w:proofErr w:type="gramEnd"/>
+      <w:r>
+        <w:t xml:space="preserve"> the same guarantees as</w:t>
+      </w:r>
+      <w:r>
+        <w:t xml:space="preserve"> cleaning episodes. </w:t>
+      </w:r>
+      <w:proofErr w:type="spellStart"/>
       <w:r>
         <w:rPr>
           <w:rFonts w:ascii="Courier New" w:eastAsia="Courier New" w:hAnsi="Courier New" w:cs="Courier New"/>
@@ -3148,9 +3483,14 @@
         </w:rPr>
         <w:t>CohortTimeline</w:t>
       </w:r>
-      <w:r>
-        <w:t xml:space="preserve"> holds both data types, tracking them separately. </w:t>
-      </w:r>
+      <w:proofErr w:type="spellEnd"/>
+      <w:r>
+        <w:t xml:space="preserve"> holds both data types, tracking them separately.</w:t>
+      </w:r>
+      <w:r>
+        <w:t xml:space="preserve"> </w:t>
+      </w:r>
+      <w:proofErr w:type="spellStart"/>
       <w:r>
         <w:rPr>
           <w:rFonts w:ascii="Courier New" w:eastAsia="Courier New" w:hAnsi="Courier New" w:cs="Courier New"/>
@@ -3159,6 +3499,7 @@
         </w:rPr>
         <w:t>EventResultVolume</w:t>
       </w:r>
+      <w:proofErr w:type="spellEnd"/>
       <w:r>
         <w:t xml:space="preserve"> validates its denominators — </w:t>
       </w:r>
@@ -3189,6 +3530,11 @@
       <w:pPr>
         <w:pStyle w:val="Heading2"/>
       </w:pPr>
+    </w:p>
+    <w:p>
+      <w:pPr>
+        <w:pStyle w:val="Heading2"/>
+      </w:pPr>
       <w:r>
         <w:t>3.7 Chapter 7 — Event Timing and Gap Analysis</w:t>
       </w:r>
@@ -3199,7 +3545,21 @@
           <w:b/>
           <w:bCs/>
         </w:rPr>
-        <w:t xml:space="preserve">Scientific question: </w:t>
+        <w:t>Sc</w:t>
+      </w:r>
+      <w:r>
+        <w:rPr>
+          <w:b/>
+          <w:bCs/>
+        </w:rPr>
+        <w:t>enario</w:t>
+      </w:r>
+      <w:r>
+        <w:rPr>
+          <w:b/>
+          <w:bCs/>
+        </w:rPr>
+        <w:t xml:space="preserve">: </w:t>
       </w:r>
       <w:r>
         <w:t>When did members have their first, second, and third ED visit between ages 18 and 21, and does the gap between visits differ by diagnosis?</w:t>
@@ -3207,10 +3567,37 @@
     </w:p>
     <w:p>
       <w:r>
-        <w:t>You know 67.4% of members had at least one ED visit and nearly half had multiple. Now the question is when — and whether the pattern differs by condition. Two problems make this harder than it looks. Each nth timing has a different denominator: time to first visit is defined for 337 members, time to second for 243, time to third for 147. A script must track three denominators manually and apply them correctly to three histograms on a shared axis. And stratifying gap distributions by condition requires that diagnosis labels survive from raw claims through cleaning, consolidation, and timeline assembly — without any additional joins.</w:t>
-      </w:r>
-    </w:p>
-    <w:p>
+        <w:t xml:space="preserve">You know 67.4% of members had at least one ED visit and nearly half had multiple. Now the question is </w:t>
+      </w:r>
+      <w:r>
+        <w:t xml:space="preserve">about when, </w:t>
+      </w:r>
+      <w:r>
+        <w:t xml:space="preserve">and whether the pattern differs by condition. Two problems make this harder than it looks. Each nth timing has a different denominator: time to first visit is defined for 337 members, time to second for 243, time to third for 147. A script must track three denominators manually and apply them correctly to three histograms on a shared axis. And </w:t>
+      </w:r>
+      <w:r>
+        <w:lastRenderedPageBreak/>
+        <w:t xml:space="preserve">stratifying gap distributions by condition requires that diagnosis labels survive from raw claims through cleaning, consolidation, and timeline assembly —without any additional </w:t>
+      </w:r>
+      <w:proofErr w:type="gramStart"/>
+      <w:r>
+        <w:t>joins</w:t>
+      </w:r>
+      <w:proofErr w:type="gramEnd"/>
+      <w:r>
+        <w:t>.</w:t>
+      </w:r>
+    </w:p>
+    <w:p>
+      <w:r>
+        <w:t>(Re</w:t>
+      </w:r>
+      <w:r>
+        <w:t>run</w:t>
+      </w:r>
+      <w:r>
+        <w:t xml:space="preserve"> Chapter 7***) </w:t>
+      </w:r>
       <w:r>
         <w:t xml:space="preserve">Chapter 7 reuses the full pipeline from Chapter 6. </w:t>
       </w:r>
@@ -3223,9 +3610,7 @@
         <w:t>compute_timing(max_n=3)</w:t>
       </w:r>
       <w:r>
-        <w:t xml:space="preserve"> produces per-member timing with shrinking validated denominators: 337 (67.4%) with a first visit, 243 (48.6%) with a second, 147 (29.4%) with a third. Figure 4 shows faceted histograms on the same x-axis — </w:t>
-        <w:lastRenderedPageBreak/>
-        <w:t>each subplot shows its eligible denominator automatically. The first-visit distribution is left-skewed; the third-visit distribution is flatter and shifts right.</w:t>
+        <w:t xml:space="preserve"> produces per-member timing with shrinking validated denominators: 337 (67.4%) with a first visit, 243 (48.6%) with a second, 147 (29.4%) with a third. Figure 4 shows faceted histograms on the same x-axis — each subplot shows its eligible denominator automatically. The first-visit distribution is left-skewed; the third-visit distribution is flatter and shifts right.</w:t>
       </w:r>
     </w:p>
     <w:p/>
@@ -3282,31 +3667,8 @@
     <w:p/>
     <w:p>
       <w:r>
-        <w:t>compute_shape()</w:t>
-      </w:r>
-      <w:r>
-        <w:rPr>
-          <w:rFonts w:ascii="Arial" w:hAnsi="Arial" w:cs="Arial"/>
-        </w:rPr>
-        <w:t xml:space="preserve"> produces per-entity behavioral fingerprints. </w:t>
-      </w:r>
-      <w:r>
-        <w:t>plot_mean_gap_violin_stratified()</w:t>
-      </w:r>
-      <w:r>
-        <w:rPr>
-          <w:rFonts w:ascii="Arial" w:hAnsi="Arial" w:cs="Arial"/>
-        </w:rPr>
-        <w:t xml:space="preserve"> reads </w:t>
-      </w:r>
-      <w:r>
-        <w:t>occ_ed_visit_icd10_condition</w:t>
-      </w:r>
-      <w:r>
-        <w:rPr>
-          <w:rFonts w:ascii="Arial" w:hAnsi="Arial" w:cs="Arial"/>
-        </w:rPr>
-        <w:t xml:space="preserve"> directly from the </w:t>
+        <w:lastRenderedPageBreak/>
+        <w:t xml:space="preserve">compute_shape() produces per-entity behavioral fingerprints. plot_mean_gap_violin_stratified() reads occ_ed_visit_icd10_condition directly from the </w:t>
       </w:r>
       <w:r>
         <w:rPr>
@@ -3317,9 +3679,6 @@
         <w:t>CohortTimeline</w:t>
       </w:r>
       <w:r>
-        <w:rPr>
-          <w:rFonts w:ascii="Arial" w:hAnsi="Arial" w:cs="Arial"/>
-        </w:rPr>
         <w:t xml:space="preserve"> — declared in </w:t>
       </w:r>
       <w:r>
@@ -3331,67 +3690,7 @@
         <w:t>EventSemantics</w:t>
       </w:r>
       <w:r>
-        <w:t>.descriptor_cols</w:t>
-      </w:r>
-      <w:r>
-        <w:rPr>
-          <w:rFonts w:ascii="Arial" w:hAnsi="Arial" w:cs="Arial"/>
-        </w:rPr>
-        <w:t xml:space="preserve"> with </w:t>
-      </w:r>
-      <w:r>
-        <w:t>timeline: unique</w:t>
-      </w:r>
-      <w:r>
-        <w:rPr>
-          <w:rFonts w:ascii="Arial" w:hAnsi="Arial" w:cs="Arial"/>
-        </w:rPr>
-        <w:t>, no join required. Figure 5 shows the signal: single-condition members (</w:t>
-      </w:r>
-      <w:r>
-        <w:t>conditionA</w:t>
-      </w:r>
-      <w:r>
-        <w:rPr>
-          <w:rFonts w:ascii="Arial" w:hAnsi="Arial" w:cs="Arial"/>
-        </w:rPr>
-        <w:t xml:space="preserve"> median 219 days, </w:t>
-      </w:r>
-      <w:r>
-        <w:t>conditionB</w:t>
-      </w:r>
-      <w:r>
-        <w:rPr>
-          <w:rFonts w:ascii="Arial" w:hAnsi="Arial" w:cs="Arial"/>
-        </w:rPr>
-        <w:t xml:space="preserve"> 207 days, </w:t>
-      </w:r>
-      <w:r>
-        <w:t>conditionC</w:t>
-      </w:r>
-      <w:r>
-        <w:rPr>
-          <w:rFonts w:ascii="Arial" w:hAnsi="Arial" w:cs="Arial"/>
-        </w:rPr>
-        <w:t xml:space="preserve"> 152 days) have longer gaps than comorbid members (132–150 days) — consistent with the higher visit rates assigned to </w:t>
-      </w:r>
-      <w:r>
-        <w:t>conditionB</w:t>
-      </w:r>
-      <w:r>
-        <w:rPr>
-          <w:rFonts w:ascii="Arial" w:hAnsi="Arial" w:cs="Arial"/>
-        </w:rPr>
-        <w:t xml:space="preserve"> and </w:t>
-      </w:r>
-      <w:r>
-        <w:t>conditionC</w:t>
-      </w:r>
-      <w:r>
-        <w:rPr>
-          <w:rFonts w:ascii="Arial" w:hAnsi="Arial" w:cs="Arial"/>
-        </w:rPr>
-        <w:t>.</w:t>
+        <w:t>.descriptor_cols with timeline: unique, no join required. Figure 5 shows the signal: single-condition members (conditionA median 219 days, conditionB 207 days, conditionC 152 days) have longer gaps than comorbid members (132–150 days) — consistent with the higher visit rates assigned to conditionB and conditionC.</w:t>
       </w:r>
     </w:p>
     <w:p/>
@@ -3448,15 +3747,25 @@
     <w:p/>
     <w:p>
       <w:r>
+        <w:t>This vignetted demonstrates how</w:t>
+      </w:r>
+      <w:r>
         <w:rPr>
           <w:b/>
           <w:bCs/>
         </w:rPr>
-        <w:t xml:space="preserve">Architectural point: </w:t>
-      </w:r>
-      <w:r>
-        <w:t xml:space="preserve">New intermediate classes — </w:t>
-      </w:r>
+        <w:t xml:space="preserve"> </w:t>
+      </w:r>
+      <w:r>
+        <w:t>n</w:t>
+      </w:r>
+      <w:r>
+        <w:t xml:space="preserve">ew intermediate classes </w:t>
+      </w:r>
+      <w:r>
+        <w:t>(</w:t>
+      </w:r>
+      <w:proofErr w:type="spellStart"/>
       <w:r>
         <w:rPr>
           <w:rFonts w:ascii="Courier New" w:eastAsia="Courier New" w:hAnsi="Courier New" w:cs="Courier New"/>
@@ -3465,9 +3774,18 @@
         </w:rPr>
         <w:t>EventResultTiming</w:t>
       </w:r>
-      <w:r>
-        <w:t xml:space="preserve">, </w:t>
-      </w:r>
+      <w:proofErr w:type="spellEnd"/>
+      <w:r>
+        <w:t xml:space="preserve"> </w:t>
+      </w:r>
+      <w:proofErr w:type="gramStart"/>
+      <w:r>
+        <w:t xml:space="preserve">and </w:t>
+      </w:r>
+      <w:r>
+        <w:t xml:space="preserve"> </w:t>
+      </w:r>
+      <w:proofErr w:type="spellStart"/>
       <w:r>
         <w:rPr>
           <w:rFonts w:ascii="Courier New" w:eastAsia="Courier New" w:hAnsi="Courier New" w:cs="Courier New"/>
@@ -3476,8 +3794,13 @@
         </w:rPr>
         <w:t>EventResultShape</w:t>
       </w:r>
-      <w:r>
-        <w:t xml:space="preserve"> — extend the framework without modifying existing components. Each carries its own validated denominators as properties, so the right denominator appears in each subplot title automatically rather than being tracked manually. Descriptor columns declared with timeline: unique survive the full pipeline into the </w:t>
+      <w:proofErr w:type="spellEnd"/>
+      <w:proofErr w:type="gramEnd"/>
+      <w:r>
+        <w:t xml:space="preserve">) </w:t>
+      </w:r>
+      <w:r>
+        <w:t xml:space="preserve">extend the framework without modifying existing components. Each carries its own validated denominators as properties, so the right denominator appears in each subplot title automatically rather than being tracked manually. Descriptor columns declared with timeline: unique survive the full pipeline into the </w:t>
       </w:r>
       <w:r>
         <w:rPr>
@@ -3503,6 +3826,7 @@
         <w:pStyle w:val="Heading2"/>
       </w:pPr>
       <w:r>
+        <w:lastRenderedPageBreak/>
         <w:t>3.8 Chapter 8 — Event Co-occurrence: Presence Analysis</w:t>
       </w:r>
     </w:p>
@@ -3567,9 +3891,7 @@
     <w:p>
       <w:r>
         <w:rPr>
-          <w:rFonts w:ascii="Courier New" w:eastAsia="Courier New" w:hAnsi="Courier New" w:cs="Courier New"/>
-          <w:sz w:val="18"/>
-          <w:szCs w:val="18"/>
+          <w:rFonts w:eastAsia="Courier New"/>
         </w:rPr>
         <w:t>analyzer = eventus.EventCoOccurrenceAnalyzer(</w:t>
       </w:r>
@@ -3577,9 +3899,7 @@
     <w:p>
       <w:r>
         <w:rPr>
-          <w:rFonts w:ascii="Courier New" w:eastAsia="Courier New" w:hAnsi="Courier New" w:cs="Courier New"/>
-          <w:sz w:val="18"/>
-          <w:szCs w:val="18"/>
+          <w:rFonts w:eastAsia="Courier New"/>
         </w:rPr>
         <w:t xml:space="preserve">    cohort_timeline = ct,</w:t>
       </w:r>
@@ -3587,9 +3907,7 @@
     <w:p>
       <w:r>
         <w:rPr>
-          <w:rFonts w:ascii="Courier New" w:eastAsia="Courier New" w:hAnsi="Courier New" w:cs="Courier New"/>
-          <w:sz w:val="18"/>
-          <w:szCs w:val="18"/>
+          <w:rFonts w:eastAsia="Courier New"/>
         </w:rPr>
         <w:t xml:space="preserve">    identity_a      = "cirrhosis_diagnosis",</w:t>
       </w:r>
@@ -3597,9 +3915,7 @@
     <w:p>
       <w:r>
         <w:rPr>
-          <w:rFonts w:ascii="Courier New" w:eastAsia="Courier New" w:hAnsi="Courier New" w:cs="Courier New"/>
-          <w:sz w:val="18"/>
-          <w:szCs w:val="18"/>
+          <w:rFonts w:eastAsia="Courier New"/>
         </w:rPr>
         <w:t xml:space="preserve">    identity_b      = "ed_visit",</w:t>
       </w:r>
@@ -3607,9 +3923,7 @@
     <w:p>
       <w:r>
         <w:rPr>
-          <w:rFonts w:ascii="Courier New" w:eastAsia="Courier New" w:hAnsi="Courier New" w:cs="Courier New"/>
-          <w:sz w:val="18"/>
-          <w:szCs w:val="18"/>
+          <w:rFonts w:eastAsia="Courier New"/>
         </w:rPr>
         <w:t>)</w:t>
       </w:r>
@@ -3617,9 +3931,7 @@
     <w:p>
       <w:r>
         <w:rPr>
-          <w:rFonts w:ascii="Courier New" w:eastAsia="Courier New" w:hAnsi="Courier New" w:cs="Courier New"/>
-          <w:sz w:val="18"/>
-          <w:szCs w:val="18"/>
+          <w:rFonts w:eastAsia="Courier New"/>
         </w:rPr>
         <w:t>presence = analyzer.compute_presence()</w:t>
       </w:r>
@@ -3628,9 +3940,7 @@
     <w:p>
       <w:r>
         <w:rPr>
-          <w:rFonts w:ascii="Courier New" w:eastAsia="Courier New" w:hAnsi="Courier New" w:cs="Courier New"/>
-          <w:sz w:val="18"/>
-          <w:szCs w:val="18"/>
+          <w:rFonts w:eastAsia="Courier New"/>
         </w:rPr>
         <w:t>EventCoOccurrencePresenceResult:</w:t>
       </w:r>
@@ -3638,9 +3948,7 @@
     <w:p>
       <w:r>
         <w:rPr>
-          <w:rFonts w:ascii="Courier New" w:eastAsia="Courier New" w:hAnsi="Courier New" w:cs="Courier New"/>
-          <w:sz w:val="18"/>
-          <w:szCs w:val="18"/>
+          <w:rFonts w:eastAsia="Courier New"/>
         </w:rPr>
         <w:t xml:space="preserve">  n_with_a          : 90    (1.8%)    &lt;- cirrhosis patients</w:t>
       </w:r>
@@ -3648,9 +3956,7 @@
     <w:p>
       <w:r>
         <w:rPr>
-          <w:rFonts w:ascii="Courier New" w:eastAsia="Courier New" w:hAnsi="Courier New" w:cs="Courier New"/>
-          <w:sz w:val="18"/>
-          <w:szCs w:val="18"/>
+          <w:rFonts w:eastAsia="Courier New"/>
         </w:rPr>
         <w:t xml:space="preserve">  n_with_b          : 1,847 (36.9%)   &lt;- any ED visit</w:t>
       </w:r>
@@ -3658,9 +3964,7 @@
     <w:p>
       <w:r>
         <w:rPr>
-          <w:rFonts w:ascii="Courier New" w:eastAsia="Courier New" w:hAnsi="Courier New" w:cs="Courier New"/>
-          <w:sz w:val="18"/>
-          <w:szCs w:val="18"/>
+          <w:rFonts w:eastAsia="Courier New"/>
         </w:rPr>
         <w:t xml:space="preserve">  n_with_both       : 56    (1.1%)</w:t>
       </w:r>
@@ -3668,9 +3972,7 @@
     <w:p>
       <w:r>
         <w:rPr>
-          <w:rFonts w:ascii="Courier New" w:eastAsia="Courier New" w:hAnsi="Courier New" w:cs="Courier New"/>
-          <w:sz w:val="18"/>
-          <w:szCs w:val="18"/>
+          <w:rFonts w:eastAsia="Courier New"/>
         </w:rPr>
         <w:t xml:space="preserve">  n_with_neither    : 3,119 (62.4%)</w:t>
       </w:r>
@@ -3678,9 +3980,7 @@
     <w:p>
       <w:r>
         <w:rPr>
-          <w:rFonts w:ascii="Courier New" w:eastAsia="Courier New" w:hAnsi="Courier New" w:cs="Courier New"/>
-          <w:sz w:val="18"/>
-          <w:szCs w:val="18"/>
+          <w:rFonts w:eastAsia="Courier New"/>
         </w:rPr>
         <w:t xml:space="preserve">  p_b_given_a       : 62.2%</w:t>
       </w:r>
@@ -3688,19 +3988,16 @@
     <w:p>
       <w:r>
         <w:rPr>
-          <w:rFonts w:ascii="Courier New" w:eastAsia="Courier New" w:hAnsi="Courier New" w:cs="Courier New"/>
-          <w:sz w:val="18"/>
-          <w:szCs w:val="18"/>
-        </w:rPr>
+          <w:rFonts w:eastAsia="Courier New"/>
+        </w:rPr>
+        <w:lastRenderedPageBreak/>
         <w:t xml:space="preserve">  p_b_given_no_a    : 36.5%</w:t>
       </w:r>
     </w:p>
     <w:p>
       <w:r>
         <w:rPr>
-          <w:rFonts w:ascii="Courier New" w:eastAsia="Courier New" w:hAnsi="Courier New" w:cs="Courier New"/>
-          <w:sz w:val="18"/>
-          <w:szCs w:val="18"/>
+          <w:rFonts w:eastAsia="Courier New"/>
         </w:rPr>
         <w:t xml:space="preserve">  prevalence_ratio  : 1.706x</w:t>
       </w:r>
@@ -3708,9 +4005,7 @@
     <w:p>
       <w:r>
         <w:rPr>
-          <w:rFonts w:ascii="Courier New" w:eastAsia="Courier New" w:hAnsi="Courier New" w:cs="Courier New"/>
-          <w:sz w:val="18"/>
-          <w:szCs w:val="18"/>
+          <w:rFonts w:eastAsia="Courier New"/>
         </w:rPr>
         <w:t xml:space="preserve">  fisher_exact_p    : 1.27e-06</w:t>
       </w:r>
@@ -3723,7 +4018,6 @@
     </w:p>
     <w:p>
       <w:r>
-        <w:lastRenderedPageBreak/>
         <w:t>presence.association returns a full 2×2 association object with conditional probabilities, Wilson score confidence intervals, and a disclaimer that these measures describe co-occurrence patterns within a defined observation period — not mechanisms, not directionality. The disclaimer is part of the object because it is always true for observational co-occurrence statistics.</w:t>
       </w:r>
     </w:p>
@@ -3805,6 +4099,7 @@
           <w:sz w:val="18"/>
           <w:szCs w:val="18"/>
         </w:rPr>
+        <w:lastRenderedPageBreak/>
         <w:t>EventCoOccurrenceGapAnalyzer</w:t>
       </w:r>
       <w:r>
@@ -3837,9 +4132,7 @@
     <w:p>
       <w:r>
         <w:rPr>
-          <w:rFonts w:ascii="Courier New" w:eastAsia="Courier New" w:hAnsi="Courier New" w:cs="Courier New"/>
-          <w:sz w:val="18"/>
-          <w:szCs w:val="18"/>
+          <w:rFonts w:eastAsia="Courier New"/>
         </w:rPr>
         <w:t>gaps     = analyzer.compute_gaps()</w:t>
       </w:r>
@@ -3847,9 +4140,7 @@
     <w:p>
       <w:r>
         <w:rPr>
-          <w:rFonts w:ascii="Courier New" w:eastAsia="Courier New" w:hAnsi="Courier New" w:cs="Courier New"/>
-          <w:sz w:val="18"/>
-          <w:szCs w:val="18"/>
+          <w:rFonts w:eastAsia="Courier New"/>
         </w:rPr>
         <w:t>gap_test = eventus.EventCoOccurrenceGapAnalyzer(gaps).compute_test(n_permutations=500)</w:t>
       </w:r>
@@ -3858,9 +4149,7 @@
     <w:p>
       <w:r>
         <w:rPr>
-          <w:rFonts w:ascii="Courier New" w:eastAsia="Courier New" w:hAnsi="Courier New" w:cs="Courier New"/>
-          <w:sz w:val="18"/>
-          <w:szCs w:val="18"/>
+          <w:rFonts w:eastAsia="Courier New"/>
         </w:rPr>
         <w:t>EventCoOccurrenceGapTest — simul_4 (MI ↔ stroke):</w:t>
       </w:r>
@@ -3868,9 +4157,7 @@
     <w:p>
       <w:r>
         <w:rPr>
-          <w:rFonts w:ascii="Courier New" w:eastAsia="Courier New" w:hAnsi="Courier New" w:cs="Courier New"/>
-          <w:sz w:val="18"/>
-          <w:szCs w:val="18"/>
+          <w:rFonts w:eastAsia="Courier New"/>
         </w:rPr>
         <w:t xml:space="preserve">  observed median gap (A→B) : 26.0 days</w:t>
       </w:r>
@@ -3878,9 +4165,7 @@
     <w:p>
       <w:r>
         <w:rPr>
-          <w:rFonts w:ascii="Courier New" w:eastAsia="Courier New" w:hAnsi="Courier New" w:cs="Courier New"/>
-          <w:sz w:val="18"/>
-          <w:szCs w:val="18"/>
+          <w:rFonts w:eastAsia="Courier New"/>
         </w:rPr>
         <w:t xml:space="preserve">  null median gap (A→B)     : 57.3 days</w:t>
       </w:r>
@@ -3888,91 +4173,77 @@
     <w:p>
       <w:r>
         <w:rPr>
-          <w:rFonts w:ascii="Courier New" w:eastAsia="Courier New" w:hAnsi="Courier New" w:cs="Courier New"/>
-          <w:sz w:val="18"/>
-          <w:szCs w:val="18"/>
+          <w:rFonts w:eastAsia="Courier New"/>
+        </w:rPr>
+        <w:t xml:space="preserve">  gap_ratio                  : 0.454  (observed/null median)</w:t>
+      </w:r>
+    </w:p>
+    <w:p>
+      <w:r>
+        <w:rPr>
+          <w:rFonts w:eastAsia="Courier New"/>
+        </w:rPr>
+        <w:t xml:space="preserve">  ks_p                       : 5.80e-72</w:t>
+      </w:r>
+    </w:p>
+    <w:p/>
+    <w:p>
+      <w:r>
+        <w:rPr>
+          <w:rFonts w:eastAsia="Courier New"/>
+        </w:rPr>
+        <w:t>EventCoOccurrenceGapTest — simul_3 (null):</w:t>
+      </w:r>
+    </w:p>
+    <w:p>
+      <w:r>
+        <w:rPr>
+          <w:rFonts w:eastAsia="Courier New"/>
+        </w:rPr>
+        <w:t xml:space="preserve">  observed median gap        : 99.0 days</w:t>
+      </w:r>
+    </w:p>
+    <w:p>
+      <w:r>
+        <w:rPr>
+          <w:rFonts w:eastAsia="Courier New"/>
+        </w:rPr>
+        <w:t xml:space="preserve">  null median gap            : 97.2 days</w:t>
+      </w:r>
+    </w:p>
+    <w:p>
+      <w:r>
+        <w:rPr>
+          <w:rFonts w:eastAsia="Courier New"/>
+        </w:rPr>
+        <w:t xml:space="preserve">  gap_ratio                  : 1.019</w:t>
+      </w:r>
+    </w:p>
+    <w:p>
+      <w:r>
+        <w:rPr>
+          <w:rFonts w:eastAsia="Courier New"/>
+        </w:rPr>
+        <w:t xml:space="preserve">  ks_p                       : 0.95  (n.s.)</w:t>
+      </w:r>
+    </w:p>
+    <w:p/>
+    <w:p>
+      <w:r>
+        <w:t>Gap ratio 0.45: MI and stroke events cluster about half as far apart as independence predicts. The near-identical ratios in both directions (0.454 vs 0.448) confirm the symmetric simulation design. simul_3 gap ratio 1.019 — essentially exactly 1.0 — correctly identifies no temporal structure. simul_1 (cirrhosis → ED) gives gap ratio 0.369, consistent with a directed Exponential(45-day) window producing tighter observed gaps than a symmetric ±60-day window.</w:t>
+      </w:r>
+    </w:p>
+    <w:p>
+      <w:r>
+        <w:t>The gap ratio is the primary effect size. At large N the KS p-value detects trivially small distributional differences; the ratio conveys magnitude. A ratio of 0.45 means observed gaps are about half of what independence would predict. A ratio near 1.0 means no temporal signal.</w:t>
+      </w:r>
+    </w:p>
+    <w:p>
+      <w:r>
+        <w:rPr>
+          <w:noProof/>
         </w:rPr>
         <w:lastRenderedPageBreak/>
-        <w:t xml:space="preserve">  gap_ratio                  : 0.454  (observed/null median)</w:t>
-      </w:r>
-    </w:p>
-    <w:p>
-      <w:r>
-        <w:rPr>
-          <w:rFonts w:ascii="Courier New" w:eastAsia="Courier New" w:hAnsi="Courier New" w:cs="Courier New"/>
-          <w:sz w:val="18"/>
-          <w:szCs w:val="18"/>
-        </w:rPr>
-        <w:t xml:space="preserve">  ks_p                       : 5.80e-72</w:t>
-      </w:r>
-    </w:p>
-    <w:p/>
-    <w:p>
-      <w:r>
-        <w:rPr>
-          <w:rFonts w:ascii="Courier New" w:eastAsia="Courier New" w:hAnsi="Courier New" w:cs="Courier New"/>
-          <w:sz w:val="18"/>
-          <w:szCs w:val="18"/>
-        </w:rPr>
-        <w:t>EventCoOccurrenceGapTest — simul_3 (null):</w:t>
-      </w:r>
-    </w:p>
-    <w:p>
-      <w:r>
-        <w:rPr>
-          <w:rFonts w:ascii="Courier New" w:eastAsia="Courier New" w:hAnsi="Courier New" w:cs="Courier New"/>
-          <w:sz w:val="18"/>
-          <w:szCs w:val="18"/>
-        </w:rPr>
-        <w:t xml:space="preserve">  observed median gap        : 99.0 days</w:t>
-      </w:r>
-    </w:p>
-    <w:p>
-      <w:r>
-        <w:rPr>
-          <w:rFonts w:ascii="Courier New" w:eastAsia="Courier New" w:hAnsi="Courier New" w:cs="Courier New"/>
-          <w:sz w:val="18"/>
-          <w:szCs w:val="18"/>
-        </w:rPr>
-        <w:t xml:space="preserve">  null median gap            : 97.2 days</w:t>
-      </w:r>
-    </w:p>
-    <w:p>
-      <w:r>
-        <w:rPr>
-          <w:rFonts w:ascii="Courier New" w:eastAsia="Courier New" w:hAnsi="Courier New" w:cs="Courier New"/>
-          <w:sz w:val="18"/>
-          <w:szCs w:val="18"/>
-        </w:rPr>
-        <w:t xml:space="preserve">  gap_ratio                  : 1.019</w:t>
-      </w:r>
-    </w:p>
-    <w:p>
-      <w:r>
-        <w:rPr>
-          <w:rFonts w:ascii="Courier New" w:eastAsia="Courier New" w:hAnsi="Courier New" w:cs="Courier New"/>
-          <w:sz w:val="18"/>
-          <w:szCs w:val="18"/>
-        </w:rPr>
-        <w:t xml:space="preserve">  ks_p                       : 0.95  (n.s.)</w:t>
-      </w:r>
-    </w:p>
-    <w:p/>
-    <w:p>
-      <w:r>
-        <w:t>Gap ratio 0.45: MI and stroke events cluster about half as far apart as independence predicts. The near-identical ratios in both directions (0.454 vs 0.448) confirm the symmetric simulation design. simul_3 gap ratio 1.019 — essentially exactly 1.0 — correctly identifies no temporal structure. simul_1 (cirrhosis → ED) gives gap ratio 0.369, consistent with a directed Exponential(45-day) window producing tighter observed gaps than a symmetric ±60-day window.</w:t>
-      </w:r>
-    </w:p>
-    <w:p>
-      <w:r>
-        <w:t>The gap ratio is the primary effect size. At large N the KS p-value detects trivially small distributional differences; the ratio conveys magnitude. A ratio of 0.45 means observed gaps are about half of what independence would predict. A ratio near 1.0 means no temporal signal.</w:t>
-      </w:r>
-    </w:p>
-    <w:p>
-      <w:r>
-        <w:rPr>
-          <w:noProof/>
-        </w:rPr>
         <w:drawing>
           <wp:inline distT="0" distB="0" distL="0" distR="0" wp14:anchorId="72372D9A" wp14:editId="49DD6607">
             <wp:extent cx="5760000" cy="4267200"/>
@@ -4015,16 +4286,16 @@
     </w:p>
     <w:p>
       <w:r>
+        <w:t>Figure 8. Gap distributions: mi_event ↔ stroke_event (simul_4, n_co_occurring=385). Teal: observed per-entity median gaps. Coral: permutation null. Top: mi_event → nearest stroke_event (observed median 26d, null median 57d, gap_ratio=0.45). Bottom: reverse direction (30d vs 68d, gap_ratio=0.45). The observed distribution is substantially left-shifted in both directions, indicating MI and stroke events cluster roughly twice as close in time as independence predicts.</w:t>
+      </w:r>
+    </w:p>
+    <w:p/>
+    <w:p>
+      <w:r>
+        <w:rPr>
+          <w:noProof/>
+        </w:rPr>
         <w:lastRenderedPageBreak/>
-        <w:t>Figure 8. Gap distributions: mi_event ↔ stroke_event (simul_4, n_co_occurring=385). Teal: observed per-entity median gaps. Coral: permutation null. Top: mi_event → nearest stroke_event (observed median 26d, null median 57d, gap_ratio=0.45). Bottom: reverse direction (30d vs 68d, gap_ratio=0.45). The observed distribution is substantially left-shifted in both directions, indicating MI and stroke events cluster roughly twice as close in time as independence predicts.</w:t>
-      </w:r>
-    </w:p>
-    <w:p/>
-    <w:p>
-      <w:r>
-        <w:rPr>
-          <w:noProof/>
-        </w:rPr>
         <w:drawing>
           <wp:inline distT="0" distB="0" distL="0" distR="0" wp14:anchorId="4DA008C3" wp14:editId="0F7D021A">
             <wp:extent cx="5760000" cy="4267200"/>
@@ -4090,7 +4361,6 @@
         <w:pStyle w:val="Heading2"/>
       </w:pPr>
       <w:r>
-        <w:lastRenderedPageBreak/>
         <w:t>3.10 Chapter 10 — Event Co-occurrence: Directionality Analysis</w:t>
       </w:r>
     </w:p>
@@ -4108,7 +4378,11 @@
     </w:p>
     <w:p>
       <w:r>
-        <w:t>Chapters 8 and 9 established presence above chance and temporal clustering. Chapter 10 asks a distinct question: is the ordering consistent? Two event pairs can have identical gap ratios but completely different directionality patterns. A symmetric ±60-day clustering window produces the same gap ratio as a directed Exponential(30-day) window — but only one has a consistent ordering. Chapter 9 and Chapter 10 answer different scientific questions.</w:t>
+        <w:t xml:space="preserve">Chapters 8 and 9 established presence above chance and temporal clustering. Chapter 10 asks a distinct question: is the ordering consistent? Two event pairs can have identical gap ratios but </w:t>
+      </w:r>
+      <w:r>
+        <w:lastRenderedPageBreak/>
+        <w:t>completely different directionality patterns. A symmetric ±60-day clustering window produces the same gap ratio as a directed Exponential(30-day) window — but only one has a consistent ordering. Chapter 9 and Chapter 10 answer different scientific questions.</w:t>
       </w:r>
     </w:p>
     <w:p>
@@ -4125,9 +4399,7 @@
     <w:p>
       <w:r>
         <w:rPr>
-          <w:rFonts w:ascii="Courier New" w:eastAsia="Courier New" w:hAnsi="Courier New" w:cs="Courier New"/>
-          <w:sz w:val="18"/>
-          <w:szCs w:val="18"/>
+          <w:rFonts w:eastAsia="Courier New"/>
         </w:rPr>
         <w:t>directionality = analyzer.compute_directionality()</w:t>
       </w:r>
@@ -4135,9 +4407,7 @@
     <w:p>
       <w:r>
         <w:rPr>
-          <w:rFonts w:ascii="Courier New" w:eastAsia="Courier New" w:hAnsi="Courier New" w:cs="Courier New"/>
-          <w:sz w:val="18"/>
-          <w:szCs w:val="18"/>
+          <w:rFonts w:eastAsia="Courier New"/>
         </w:rPr>
         <w:t>dir_test = eventus.EventCoOccurrenceDirectionalityAnalyzer(directionality).compute_test(n_permutations=500)</w:t>
       </w:r>
@@ -4146,9 +4416,7 @@
     <w:p>
       <w:r>
         <w:rPr>
-          <w:rFonts w:ascii="Courier New" w:eastAsia="Courier New" w:hAnsi="Courier New" w:cs="Courier New"/>
-          <w:sz w:val="18"/>
-          <w:szCs w:val="18"/>
+          <w:rFonts w:eastAsia="Courier New"/>
         </w:rPr>
         <w:t>Results across three simulation groups:</w:t>
       </w:r>
@@ -4157,9 +4425,7 @@
     <w:p>
       <w:r>
         <w:rPr>
-          <w:rFonts w:ascii="Courier New" w:eastAsia="Courier New" w:hAnsi="Courier New" w:cs="Courier New"/>
-          <w:sz w:val="18"/>
-          <w:szCs w:val="18"/>
+          <w:rFonts w:eastAsia="Courier New"/>
         </w:rPr>
         <w:t xml:space="preserve">                        simul_5          simul_4          simul_1</w:t>
       </w:r>
@@ -4167,9 +4433,7 @@
     <w:p>
       <w:r>
         <w:rPr>
-          <w:rFonts w:ascii="Courier New" w:eastAsia="Courier New" w:hAnsi="Courier New" w:cs="Courier New"/>
-          <w:sz w:val="18"/>
-          <w:szCs w:val="18"/>
+          <w:rFonts w:eastAsia="Courier New"/>
         </w:rPr>
         <w:t xml:space="preserve">                        (resp→cardiac)  (MI↔stroke)    (cirrhosis→ED)</w:t>
       </w:r>
@@ -4177,9 +4441,7 @@
     <w:p>
       <w:r>
         <w:rPr>
-          <w:rFonts w:ascii="Courier New" w:eastAsia="Courier New" w:hAnsi="Courier New" w:cs="Courier New"/>
-          <w:sz w:val="18"/>
-          <w:szCs w:val="18"/>
+          <w:rFonts w:eastAsia="Courier New"/>
         </w:rPr>
         <w:t>n_with_both             868 (17.4%)      385 (7.7%)       56 (1.1%)</w:t>
       </w:r>
@@ -4187,9 +4449,7 @@
     <w:p>
       <w:r>
         <w:rPr>
-          <w:rFonts w:ascii="Courier New" w:eastAsia="Courier New" w:hAnsi="Courier New" w:cs="Courier New"/>
-          <w:sz w:val="18"/>
-          <w:szCs w:val="18"/>
+          <w:rFonts w:eastAsia="Courier New"/>
         </w:rPr>
         <w:t>fraction_a_first        62.1%            52.6%            74.5%</w:t>
       </w:r>
@@ -4197,9 +4457,7 @@
     <w:p>
       <w:r>
         <w:rPr>
-          <w:rFonts w:ascii="Courier New" w:eastAsia="Courier New" w:hAnsi="Courier New" w:cs="Courier New"/>
-          <w:sz w:val="18"/>
-          <w:szCs w:val="18"/>
+          <w:rFonts w:eastAsia="Courier New"/>
         </w:rPr>
         <w:t>direction_ratio         1.243            1.055            1.498</w:t>
       </w:r>
@@ -4207,9 +4465,7 @@
     <w:p>
       <w:r>
         <w:rPr>
-          <w:rFonts w:ascii="Courier New" w:eastAsia="Courier New" w:hAnsi="Courier New" w:cs="Courier New"/>
-          <w:sz w:val="18"/>
-          <w:szCs w:val="18"/>
+          <w:rFonts w:eastAsia="Courier New"/>
         </w:rPr>
         <w:t>Wilcoxon p              1.62e-04         0.278 (n.s.)     0.049</w:t>
       </w:r>
@@ -4217,16 +4473,15 @@
     <w:p/>
     <w:p>
       <w:r>
-        <w:t xml:space="preserve">simul_4 is the negative control: the symmetric ±60-day window produces direction_ratio 1.055, Wilcoxon p=0.28, confirming no consistent ordering. simul_5 shows a clear directed signal </w:t>
+        <w:t>simul_4 is the negative control: the symmetric ±60-day window produces direction_ratio 1.055, Wilcoxon p=0.28, confirming no consistent ordering. simul_5 shows a clear directed signal (direction_ratio 1.243, p=1.62e-04). simul_1 shows the strongest direction_ratio (1.498) despite only 56 co-occurring patients, illustrating the distinction between effect size and statistical power.</w:t>
+      </w:r>
+    </w:p>
+    <w:p>
+      <w:r>
+        <w:rPr>
+          <w:noProof/>
+        </w:rPr>
         <w:lastRenderedPageBreak/>
-        <w:t>(direction_ratio 1.243, p=1.62e-04). simul_1 shows the strongest direction_ratio (1.498) despite only 56 co-occurring patients, illustrating the distinction between effect size and statistical power.</w:t>
-      </w:r>
-    </w:p>
-    <w:p>
-      <w:r>
-        <w:rPr>
-          <w:noProof/>
-        </w:rPr>
         <w:drawing>
           <wp:inline distT="0" distB="0" distL="0" distR="0" wp14:anchorId="49C64A14" wp14:editId="5714C8AA">
             <wp:extent cx="5760000" cy="2971800"/>
@@ -4320,8 +4575,11 @@
     </w:p>
     <w:p>
       <w:r>
+        <w:t xml:space="preserve">Figure 11. Directionality: mi_event ↔ stroke_event (simul_4 negative control, n_co_occurring=385). The observed distribution overlaps the null (fraction_a_first=52.6%, </w:t>
+      </w:r>
+      <w:r>
         <w:lastRenderedPageBreak/>
-        <w:t>Figure 11. Directionality: mi_event ↔ stroke_event (simul_4 negative control, n_co_occurring=385). The observed distribution overlaps the null (fraction_a_first=52.6%, direction_ratio=1.055, Wilcoxon p=0.28), confirming no consistent ordering — as expected from the symmetric ±60-day clustering design.</w:t>
+        <w:t>direction_ratio=1.055, Wilcoxon p=0.28), confirming no consistent ordering — as expected from the symmetric ±60-day clustering design.</w:t>
       </w:r>
     </w:p>
     <w:p/>
@@ -4811,7 +5069,6 @@
           </w:tcPr>
           <w:p>
             <w:r>
-              <w:lastRenderedPageBreak/>
               <w:t>Ch 4 — Observation periods</w:t>
             </w:r>
           </w:p>
@@ -4906,6 +5163,7 @@
           </w:tcPr>
           <w:p>
             <w:r>
+              <w:lastRenderedPageBreak/>
               <w:t>Ch 5 — Stacked timeline</w:t>
             </w:r>
           </w:p>
@@ -5199,7 +5457,6 @@
           <w:sz w:val="18"/>
           <w:szCs w:val="18"/>
         </w:rPr>
-        <w:lastRenderedPageBreak/>
         <w:t>calendar</w:t>
       </w:r>
       <w:r>
@@ -5223,6 +5480,7 @@
           <w:b/>
           <w:bCs/>
         </w:rPr>
+        <w:lastRenderedPageBreak/>
         <w:t xml:space="preserve">Episode coverage summary. </w:t>
       </w:r>
       <w:r>
@@ -5341,13 +5599,16 @@
         <w:pStyle w:val="Heading2"/>
       </w:pPr>
       <w:r>
+        <w:t>6.3 Object-oriented design in applied data science</w:t>
+      </w:r>
+    </w:p>
+    <w:p>
+      <w:r>
+        <w:t xml:space="preserve">The object-oriented design patterns used in eventus — typed objects with validated invariants, layered architecture with explicit boundaries, configuration objects as first-class citizens — are standard in software engineering but underutilized in applied data science. eventus demonstrates </w:t>
+      </w:r>
+      <w:r>
         <w:lastRenderedPageBreak/>
-        <w:t>6.3 Object-oriented design in applied data science</w:t>
-      </w:r>
-    </w:p>
-    <w:p>
-      <w:r>
-        <w:t xml:space="preserve">The object-oriented design patterns used in eventus — typed objects with validated invariants, layered architecture with explicit boundaries, configuration objects as first-class citizens — are standard in software engineering but underutilized in applied data science. eventus demonstrates that these patterns are not only applicable to data analysis but produce measurable benefits: shorter calling code, automatic audit trails, reproducible visualization, and feature additions that propagate with minimal surface area. When descriptor columns were added to the </w:t>
+        <w:t xml:space="preserve">that these patterns are not only applicable to data analysis but produce measurable benefits: shorter calling code, automatic audit trails, reproducible visualization, and feature additions that propagate with minimal surface area. When descriptor columns were added to the </w:t>
       </w:r>
       <w:r>
         <w:rPr>
@@ -5406,20 +5667,22 @@
         <w:t>CohortTimeline</w:t>
       </w:r>
       <w:r>
-        <w:t xml:space="preserve"> is compact and human-readable but requires parsing at every analytical step; for very large cohorts this may introduce performance costs that a sparse matrix representation would avoid. Python's interpreted execution adds further overhead relative to compiled alternatives for computationally intensive operations. However, the layered architecture makes targeted optimization tractable. Because each layer has a single responsibility (Single Responsibility Principle; Martin 2000) and depends on typed object interfaces rather than concrete implementations (Dependency Inversion Principle), any individual layer can be </w:t>
+        <w:t xml:space="preserve"> is compact and human-readable but requires parsing at every analytical step; for very large cohorts this may introduce performance costs that a sparse matrix representation would avoid. Python's interpreted execution adds further overhead relative to compiled alternatives for computationally intensive operations. However, the layered architecture makes targeted optimization tractable. Because each layer has a single responsibility (Single Responsibility Principle; Martin 2000) and depends on typed object interfaces rather than concrete implementations (Dependency Inversion Principle), any individual layer can be reimplemented in C, C++, or Rust without modifying any other layer. A C extension that produces a valid </w:t>
+      </w:r>
+      <w:r>
+        <w:rPr>
+          <w:rFonts w:ascii="Courier New" w:eastAsia="Courier New" w:hAnsi="Courier New" w:cs="Courier New"/>
+          <w:sz w:val="18"/>
+          <w:szCs w:val="18"/>
+        </w:rPr>
+        <w:t>CohortTimeline</w:t>
+      </w:r>
+      <w:r>
+        <w:t xml:space="preserve"> object is, by the Liskov Substitution Principle (Liskov and Wing 1994), interchangeable with the pure Python implementation from the </w:t>
+      </w:r>
+      <w:r>
         <w:lastRenderedPageBreak/>
-        <w:t xml:space="preserve">reimplemented in C, C++, or Rust without modifying any other layer. A C extension that produces a valid </w:t>
-      </w:r>
-      <w:r>
-        <w:rPr>
-          <w:rFonts w:ascii="Courier New" w:eastAsia="Courier New" w:hAnsi="Courier New" w:cs="Courier New"/>
-          <w:sz w:val="18"/>
-          <w:szCs w:val="18"/>
-        </w:rPr>
-        <w:t>CohortTimeline</w:t>
-      </w:r>
-      <w:r>
-        <w:t xml:space="preserve"> object is, by the Liskov Substitution Principle (Liskov and Wing 1994), interchangeable with the pure Python implementation from the perspective of every downstream component. The typed object boundaries that enforce architectural discipline also make performance optimization safe — the contract between layers is the interface, not the implementation.</w:t>
+        <w:t>perspective of every downstream component. The typed object boundaries that enforce architectural discipline also make performance optimization safe — the contract between layers is the interface, not the implementation.</w:t>
       </w:r>
     </w:p>
     <w:p>
@@ -5525,7 +5788,6 @@
     </w:p>
     <w:p>
       <w:r>
-        <w:lastRenderedPageBreak/>
         <w:t xml:space="preserve">Wickham H, François R, Henry L, Müller K, Vaughan D (2023). dplyr: A Grammar of Data Manipulation. R package version 1.1.4. </w:t>
       </w:r>
       <w:hyperlink r:id="rId18" w:history="1">
@@ -5559,35 +5821,62 @@
     </w:p>
     <w:p>
       <w:r>
-        <w:t>Codd EF (1970). “A Relational Model of Data for Large Shared Data Banks.” Communications of the ACM, 13(6), 377–387.</w:t>
-      </w:r>
-    </w:p>
-    <w:p>
-      <w:r>
-        <w:t>Kaplan EL, Meier P (1958). “Nonparametric estimation from incomplete observations.” Journal of the American Statistical Association, 53(282), 457–481.</w:t>
-      </w:r>
-    </w:p>
-    <w:p/>
-    <w:p>
-      <w:r>
-        <w:t>Reproducibility</w:t>
-      </w:r>
-    </w:p>
-    <w:p>
-      <w:r>
-        <w:t>Hemkens, Lars G., et al. "The reporting of studies using routinely collected health data was often insufficient." </w:t>
+        <w:t>Silverman, Bernard W. </w:t>
       </w:r>
       <w:r>
         <w:rPr>
           <w:i/>
           <w:iCs/>
         </w:rPr>
+        <w:t>Density estimation for statistics and data analysis</w:t>
+      </w:r>
+      <w:r>
+        <w:t>. Routledge, 2018.</w:t>
+      </w:r>
+      <w:r>
+        <w:t xml:space="preserve"> </w:t>
+      </w:r>
+      <w:hyperlink r:id="rId20" w:history="1">
+        <w:r>
+          <w:rPr>
+            <w:rStyle w:val="Hyperlink"/>
+          </w:rPr>
+          <w:t>PDF Link</w:t>
+        </w:r>
+      </w:hyperlink>
+    </w:p>
+    <w:p/>
+    <w:p>
+      <w:r>
+        <w:t>Codd EF (1970). “A Relational Model of Data for Large Shared Data Banks.” Communications of the ACM, 13(6), 377–387.</w:t>
+      </w:r>
+    </w:p>
+    <w:p>
+      <w:r>
+        <w:t>Kaplan EL, Meier P (1958). “Nonparametric estimation from incomplete observations.” Journal of the American Statistical Association, 53(282), 457–481.</w:t>
+      </w:r>
+    </w:p>
+    <w:p/>
+    <w:p>
+      <w:r>
+        <w:t>Reproducibility</w:t>
+      </w:r>
+    </w:p>
+    <w:p>
+      <w:r>
+        <w:t>Hemkens, Lars G., et al. "The reporting of studies using routinely collected health data was often insufficient." </w:t>
+      </w:r>
+      <w:r>
+        <w:rPr>
+          <w:i/>
+          <w:iCs/>
+        </w:rPr>
         <w:t>Journal of clinical epidemiology</w:t>
       </w:r>
       <w:r>
         <w:t xml:space="preserve"> 79 (2016): 104-111. </w:t>
       </w:r>
-      <w:hyperlink r:id="rId20" w:history="1">
+      <w:hyperlink r:id="rId21" w:history="1">
         <w:r>
           <w:rPr>
             <w:rStyle w:val="Hyperlink"/>
@@ -5600,7 +5889,7 @@
       <w:r>
         <w:t xml:space="preserve">Wilson G, et al. (2017). “Good enough practices in scientific computing.” PLOS Computational Biology, 13(6), e1005510. </w:t>
       </w:r>
-      <w:hyperlink r:id="rId21" w:history="1">
+      <w:hyperlink r:id="rId22" w:history="1">
         <w:r>
           <w:rPr>
             <w:rStyle w:val="Hyperlink"/>
@@ -5616,7 +5905,7 @@
       <w:r>
         <w:t xml:space="preserve">Sandve GK, et al. (2013). “Ten simple rules for reproducible computational research.” PLOS Computational Biology, 9(10), e1003285. </w:t>
       </w:r>
-      <w:hyperlink r:id="rId22" w:history="1">
+      <w:hyperlink r:id="rId23" w:history="1">
         <w:r>
           <w:rPr>
             <w:rStyle w:val="Hyperlink"/>
@@ -5639,7 +5928,7 @@
       <w:r>
         <w:t xml:space="preserve"> 334.6060 (2011): 1226-1227. </w:t>
       </w:r>
-      <w:hyperlink r:id="rId23" w:history="1">
+      <w:hyperlink r:id="rId24" w:history="1">
         <w:r>
           <w:rPr>
             <w:rStyle w:val="Hyperlink"/>
@@ -5652,7 +5941,7 @@
       <w:r>
         <w:t xml:space="preserve">Stodden V, et al. (2018). “An empirical analysis of journal policy effectiveness for computational reproducibility.” PNAS, 115(11), 2584–2589. </w:t>
       </w:r>
-      <w:hyperlink r:id="rId24" w:history="1">
+      <w:hyperlink r:id="rId25" w:history="1">
         <w:r>
           <w:rPr>
             <w:rStyle w:val="Hyperlink"/>
@@ -5665,7 +5954,7 @@
       <w:r>
         <w:t xml:space="preserve">Simonsohn U, Simmons JP, Nelson LD (2020). “Specification curve analysis.” Nature Human Behaviour, 4, 1208–1214. </w:t>
       </w:r>
-      <w:hyperlink r:id="rId25" w:history="1">
+      <w:hyperlink r:id="rId26" w:history="1">
         <w:r>
           <w:rPr>
             <w:rStyle w:val="Hyperlink"/>
@@ -5678,7 +5967,7 @@
       <w:r>
         <w:t xml:space="preserve">Steegen S, Tuerlinckx F, Gelman A, Vanpaemel W (2016). “Increasing Transparency Through a Multiverse Analysis.” Perspectives on Psychological Science, 11(5), 702–712. </w:t>
       </w:r>
-      <w:hyperlink r:id="rId26" w:history="1">
+      <w:hyperlink r:id="rId27" w:history="1">
         <w:r>
           <w:rPr>
             <w:rStyle w:val="Hyperlink"/>
@@ -5691,7 +5980,7 @@
       <w:r>
         <w:t xml:space="preserve">Patel CJ, Burford B, Ioannidis JPA (2015). “Assessment of vibration of effects due to model specification can demonstrate the instability of observational associations.” Journal of Clinical Epidemiology, 68(9), 1046–1058. </w:t>
       </w:r>
-      <w:hyperlink r:id="rId27" w:history="1">
+      <w:hyperlink r:id="rId28" w:history="1">
         <w:r>
           <w:rPr>
             <w:rStyle w:val="Hyperlink"/>
@@ -5708,7 +5997,6 @@
     </w:p>
     <w:p>
       <w:r>
-        <w:lastRenderedPageBreak/>
         <w:t>Michener, William K., and Matthew B. Jones. "Ecoinformatics: supporting ecology as a data-intensive science." </w:t>
       </w:r>
       <w:r>
@@ -5735,7 +6023,7 @@
       <w:r>
         <w:t xml:space="preserve">Gamma E, Helm R, Johnson R, Vlissides J (1994). Design Patterns: Elements of Reusable Object-Oriented Software. Addison-Wesley. </w:t>
       </w:r>
-      <w:hyperlink r:id="rId28" w:history="1">
+      <w:hyperlink r:id="rId29" w:history="1">
         <w:r>
           <w:rPr>
             <w:rStyle w:val="Hyperlink"/>
@@ -5771,7 +6059,7 @@
       </w:r>
     </w:p>
     <w:sectPr>
-      <w:footerReference w:type="default" r:id="rId29"/>
+      <w:footerReference w:type="default" r:id="rId30"/>
       <w:pgSz w:w="12240" w:h="15840"/>
       <w:pgMar w:top="1440" w:right="1440" w:bottom="1440" w:left="1440" w:header="708" w:footer="708" w:gutter="0"/>
       <w:cols w:space="720"/>
@@ -6342,7 +6630,12 @@
   <w:style w:type="paragraph" w:default="1" w:styleId="Normal">
     <w:name w:val="Normal"/>
     <w:qFormat/>
-    <w:rsid w:val="005D0788"/>
+    <w:rsid w:val="00DC664B"/>
+    <w:rPr>
+      <w:rFonts w:ascii="Times New Roman" w:hAnsi="Times New Roman" w:cs="Times New Roman"/>
+      <w:sz w:val="24"/>
+      <w:szCs w:val="24"/>
+    </w:rPr>
   </w:style>
   <w:style w:type="paragraph" w:styleId="Heading1">
     <w:name w:val="heading 1"/>
@@ -6429,8 +6722,6 @@
     <w:rPr>
       <w:rFonts w:asciiTheme="majorHAnsi" w:eastAsiaTheme="majorEastAsia" w:hAnsiTheme="majorHAnsi" w:cstheme="majorBidi"/>
       <w:color w:val="0F4761" w:themeColor="accent1" w:themeShade="BF"/>
-      <w:sz w:val="24"/>
-      <w:szCs w:val="24"/>
     </w:rPr>
   </w:style>
   <w:style w:type="paragraph" w:styleId="Heading5">
@@ -6929,8 +7220,6 @@
     </w:pPr>
     <w:rPr>
       <w:color w:val="0E2841" w:themeColor="text2"/>
-      <w:sz w:val="24"/>
-      <w:szCs w:val="24"/>
     </w:rPr>
   </w:style>
   <w:style w:type="character" w:customStyle="1" w:styleId="QuoteChar">
